--- a/итоговый проект.docx
+++ b/итоговый проект.docx
@@ -370,29 +370,7 @@
                 <w:szCs w:val="28"/>
                 <w:lang w:eastAsia="ru-RU"/>
               </w:rPr>
-              <w:t xml:space="preserve">(А.А. </w:t>
-            </w:r>
-            <w:proofErr w:type="spellStart"/>
-            <w:r>
-              <w:rPr>
-                <w:rFonts w:ascii="Times New Roman" w:eastAsia="Times New Roman" w:hAnsi="Times New Roman"/>
-                <w:color w:val="000000"/>
-                <w:sz w:val="28"/>
-                <w:szCs w:val="28"/>
-                <w:lang w:eastAsia="ru-RU"/>
-              </w:rPr>
-              <w:t>Концевич</w:t>
-            </w:r>
-            <w:proofErr w:type="spellEnd"/>
-            <w:r>
-              <w:rPr>
-                <w:rFonts w:ascii="Times New Roman" w:eastAsia="Times New Roman" w:hAnsi="Times New Roman"/>
-                <w:color w:val="000000"/>
-                <w:sz w:val="28"/>
-                <w:szCs w:val="28"/>
-                <w:lang w:eastAsia="ru-RU"/>
-              </w:rPr>
-              <w:t>)</w:t>
+              <w:t>(А.А. Концевич)</w:t>
             </w:r>
           </w:p>
         </w:tc>
@@ -783,8 +761,18 @@
         <w:p>
           <w:pPr>
             <w:pStyle w:val="a7"/>
+            <w:rPr>
+              <w:b w:val="0"/>
+              <w:sz w:val="28"/>
+              <w:szCs w:val="28"/>
+            </w:rPr>
           </w:pPr>
           <w:r>
+            <w:rPr>
+              <w:b w:val="0"/>
+              <w:sz w:val="28"/>
+              <w:szCs w:val="28"/>
+            </w:rPr>
             <w:t>Оглавление</w:t>
           </w:r>
         </w:p>
@@ -797,26 +785,40 @@
             <w:rPr>
               <w:rFonts w:cstheme="minorBidi"/>
               <w:noProof/>
-              <w:sz w:val="22"/>
-              <w:szCs w:val="22"/>
+              <w:sz w:val="28"/>
+              <w:szCs w:val="28"/>
               <w:lang w:eastAsia="ru-RU"/>
             </w:rPr>
           </w:pPr>
           <w:r>
+            <w:rPr>
+              <w:sz w:val="28"/>
+              <w:szCs w:val="28"/>
+            </w:rPr>
             <w:fldChar w:fldCharType="begin"/>
           </w:r>
           <w:r>
+            <w:rPr>
+              <w:sz w:val="28"/>
+              <w:szCs w:val="28"/>
+            </w:rPr>
             <w:instrText xml:space="preserve"> TOC \o "1-3" \h \z \u </w:instrText>
           </w:r>
           <w:r>
+            <w:rPr>
+              <w:sz w:val="28"/>
+              <w:szCs w:val="28"/>
+            </w:rPr>
             <w:fldChar w:fldCharType="separate"/>
           </w:r>
-          <w:hyperlink w:anchor="_Toc227653180" w:history="1">
+          <w:hyperlink w:anchor="_Toc232722159" w:history="1">
             <w:r>
               <w:rPr>
                 <w:rStyle w:val="af8"/>
                 <w:rFonts w:eastAsia="Times New Roman"/>
                 <w:noProof/>
+                <w:sz w:val="28"/>
+                <w:szCs w:val="28"/>
                 <w:lang w:eastAsia="ru-RU"/>
               </w:rPr>
               <w:t>Введение</w:t>
@@ -825,6 +827,8 @@
               <w:rPr>
                 <w:noProof/>
                 <w:webHidden/>
+                <w:sz w:val="28"/>
+                <w:szCs w:val="28"/>
               </w:rPr>
               <w:tab/>
             </w:r>
@@ -832,6 +836,8 @@
               <w:rPr>
                 <w:noProof/>
                 <w:webHidden/>
+                <w:sz w:val="28"/>
+                <w:szCs w:val="28"/>
               </w:rPr>
               <w:fldChar w:fldCharType="begin"/>
             </w:r>
@@ -839,19 +845,25 @@
               <w:rPr>
                 <w:noProof/>
                 <w:webHidden/>
-              </w:rPr>
-              <w:instrText xml:space="preserve"> PAGEREF _Toc227653180 \h </w:instrText>
+                <w:sz w:val="28"/>
+                <w:szCs w:val="28"/>
+              </w:rPr>
+              <w:instrText xml:space="preserve"> PAGEREF _Toc232722159 \h </w:instrText>
             </w:r>
             <w:r>
               <w:rPr>
                 <w:noProof/>
                 <w:webHidden/>
+                <w:sz w:val="28"/>
+                <w:szCs w:val="28"/>
               </w:rPr>
             </w:r>
             <w:r>
               <w:rPr>
                 <w:noProof/>
                 <w:webHidden/>
+                <w:sz w:val="28"/>
+                <w:szCs w:val="28"/>
               </w:rPr>
               <w:fldChar w:fldCharType="separate"/>
             </w:r>
@@ -859,6 +871,8 @@
               <w:rPr>
                 <w:noProof/>
                 <w:webHidden/>
+                <w:sz w:val="28"/>
+                <w:szCs w:val="28"/>
               </w:rPr>
               <w:t>3</w:t>
             </w:r>
@@ -866,6 +880,8 @@
               <w:rPr>
                 <w:noProof/>
                 <w:webHidden/>
+                <w:sz w:val="28"/>
+                <w:szCs w:val="28"/>
               </w:rPr>
               <w:fldChar w:fldCharType="end"/>
             </w:r>
@@ -880,17 +896,19 @@
             <w:rPr>
               <w:rFonts w:cstheme="minorBidi"/>
               <w:noProof/>
-              <w:sz w:val="22"/>
-              <w:szCs w:val="22"/>
+              <w:sz w:val="28"/>
+              <w:szCs w:val="28"/>
               <w:lang w:eastAsia="ru-RU"/>
             </w:rPr>
           </w:pPr>
-          <w:hyperlink w:anchor="_Toc227653181" w:history="1">
+          <w:hyperlink w:anchor="_Toc232722160" w:history="1">
             <w:r>
               <w:rPr>
                 <w:rStyle w:val="af8"/>
                 <w:rFonts w:ascii="Times New Roman" w:hAnsi="Times New Roman"/>
                 <w:noProof/>
+                <w:sz w:val="28"/>
+                <w:szCs w:val="28"/>
               </w:rPr>
               <w:t>1. АНАЛИЗ ПРЕДМЕТНОЙ ОБЛАСТИ</w:t>
             </w:r>
@@ -898,6 +916,8 @@
               <w:rPr>
                 <w:noProof/>
                 <w:webHidden/>
+                <w:sz w:val="28"/>
+                <w:szCs w:val="28"/>
               </w:rPr>
               <w:tab/>
             </w:r>
@@ -905,6 +925,8 @@
               <w:rPr>
                 <w:noProof/>
                 <w:webHidden/>
+                <w:sz w:val="28"/>
+                <w:szCs w:val="28"/>
               </w:rPr>
               <w:fldChar w:fldCharType="begin"/>
             </w:r>
@@ -912,19 +934,25 @@
               <w:rPr>
                 <w:noProof/>
                 <w:webHidden/>
-              </w:rPr>
-              <w:instrText xml:space="preserve"> PAGEREF _Toc227653181 \h </w:instrText>
+                <w:sz w:val="28"/>
+                <w:szCs w:val="28"/>
+              </w:rPr>
+              <w:instrText xml:space="preserve"> PAGEREF _Toc232722160 \h </w:instrText>
             </w:r>
             <w:r>
               <w:rPr>
                 <w:noProof/>
                 <w:webHidden/>
+                <w:sz w:val="28"/>
+                <w:szCs w:val="28"/>
               </w:rPr>
             </w:r>
             <w:r>
               <w:rPr>
                 <w:noProof/>
                 <w:webHidden/>
+                <w:sz w:val="28"/>
+                <w:szCs w:val="28"/>
               </w:rPr>
               <w:fldChar w:fldCharType="separate"/>
             </w:r>
@@ -932,6 +960,8 @@
               <w:rPr>
                 <w:noProof/>
                 <w:webHidden/>
+                <w:sz w:val="28"/>
+                <w:szCs w:val="28"/>
               </w:rPr>
               <w:t>4</w:t>
             </w:r>
@@ -939,6 +969,8 @@
               <w:rPr>
                 <w:noProof/>
                 <w:webHidden/>
+                <w:sz w:val="28"/>
+                <w:szCs w:val="28"/>
               </w:rPr>
               <w:fldChar w:fldCharType="end"/>
             </w:r>
@@ -953,17 +985,19 @@
             <w:rPr>
               <w:rFonts w:cstheme="minorBidi"/>
               <w:noProof/>
-              <w:sz w:val="22"/>
-              <w:szCs w:val="22"/>
+              <w:sz w:val="28"/>
+              <w:szCs w:val="28"/>
               <w:lang w:eastAsia="ru-RU"/>
             </w:rPr>
           </w:pPr>
-          <w:hyperlink w:anchor="_Toc227653182" w:history="1">
+          <w:hyperlink w:anchor="_Toc232722161" w:history="1">
             <w:r>
               <w:rPr>
                 <w:rStyle w:val="af8"/>
                 <w:rFonts w:ascii="Times New Roman" w:hAnsi="Times New Roman"/>
                 <w:noProof/>
+                <w:sz w:val="28"/>
+                <w:szCs w:val="28"/>
               </w:rPr>
               <w:t>1.1. Описание предметной области</w:t>
             </w:r>
@@ -971,6 +1005,8 @@
               <w:rPr>
                 <w:noProof/>
                 <w:webHidden/>
+                <w:sz w:val="28"/>
+                <w:szCs w:val="28"/>
               </w:rPr>
               <w:tab/>
             </w:r>
@@ -978,6 +1014,8 @@
               <w:rPr>
                 <w:noProof/>
                 <w:webHidden/>
+                <w:sz w:val="28"/>
+                <w:szCs w:val="28"/>
               </w:rPr>
               <w:fldChar w:fldCharType="begin"/>
             </w:r>
@@ -985,19 +1023,25 @@
               <w:rPr>
                 <w:noProof/>
                 <w:webHidden/>
-              </w:rPr>
-              <w:instrText xml:space="preserve"> PAGEREF _Toc227653182 \h </w:instrText>
+                <w:sz w:val="28"/>
+                <w:szCs w:val="28"/>
+              </w:rPr>
+              <w:instrText xml:space="preserve"> PAGEREF _Toc232722161 \h </w:instrText>
             </w:r>
             <w:r>
               <w:rPr>
                 <w:noProof/>
                 <w:webHidden/>
+                <w:sz w:val="28"/>
+                <w:szCs w:val="28"/>
               </w:rPr>
             </w:r>
             <w:r>
               <w:rPr>
                 <w:noProof/>
                 <w:webHidden/>
+                <w:sz w:val="28"/>
+                <w:szCs w:val="28"/>
               </w:rPr>
               <w:fldChar w:fldCharType="separate"/>
             </w:r>
@@ -1005,6 +1049,8 @@
               <w:rPr>
                 <w:noProof/>
                 <w:webHidden/>
+                <w:sz w:val="28"/>
+                <w:szCs w:val="28"/>
               </w:rPr>
               <w:t>4</w:t>
             </w:r>
@@ -1012,6 +1058,8 @@
               <w:rPr>
                 <w:noProof/>
                 <w:webHidden/>
+                <w:sz w:val="28"/>
+                <w:szCs w:val="28"/>
               </w:rPr>
               <w:fldChar w:fldCharType="end"/>
             </w:r>
@@ -1026,17 +1074,19 @@
             <w:rPr>
               <w:rFonts w:cstheme="minorBidi"/>
               <w:noProof/>
-              <w:sz w:val="22"/>
-              <w:szCs w:val="22"/>
+              <w:sz w:val="28"/>
+              <w:szCs w:val="28"/>
               <w:lang w:eastAsia="ru-RU"/>
             </w:rPr>
           </w:pPr>
-          <w:hyperlink w:anchor="_Toc227653183" w:history="1">
+          <w:hyperlink w:anchor="_Toc232722162" w:history="1">
             <w:r>
               <w:rPr>
                 <w:rStyle w:val="af8"/>
                 <w:rFonts w:ascii="Times New Roman" w:hAnsi="Times New Roman"/>
                 <w:noProof/>
+                <w:sz w:val="28"/>
+                <w:szCs w:val="28"/>
               </w:rPr>
               <w:t>1.2. Анализ существующих решений</w:t>
             </w:r>
@@ -1044,6 +1094,8 @@
               <w:rPr>
                 <w:noProof/>
                 <w:webHidden/>
+                <w:sz w:val="28"/>
+                <w:szCs w:val="28"/>
               </w:rPr>
               <w:tab/>
             </w:r>
@@ -1051,6 +1103,8 @@
               <w:rPr>
                 <w:noProof/>
                 <w:webHidden/>
+                <w:sz w:val="28"/>
+                <w:szCs w:val="28"/>
               </w:rPr>
               <w:fldChar w:fldCharType="begin"/>
             </w:r>
@@ -1058,19 +1112,25 @@
               <w:rPr>
                 <w:noProof/>
                 <w:webHidden/>
-              </w:rPr>
-              <w:instrText xml:space="preserve"> PAGEREF _Toc227653183 \h </w:instrText>
+                <w:sz w:val="28"/>
+                <w:szCs w:val="28"/>
+              </w:rPr>
+              <w:instrText xml:space="preserve"> PAGEREF _Toc232722162 \h </w:instrText>
             </w:r>
             <w:r>
               <w:rPr>
                 <w:noProof/>
                 <w:webHidden/>
+                <w:sz w:val="28"/>
+                <w:szCs w:val="28"/>
               </w:rPr>
             </w:r>
             <w:r>
               <w:rPr>
                 <w:noProof/>
                 <w:webHidden/>
+                <w:sz w:val="28"/>
+                <w:szCs w:val="28"/>
               </w:rPr>
               <w:fldChar w:fldCharType="separate"/>
             </w:r>
@@ -1078,6 +1138,8 @@
               <w:rPr>
                 <w:noProof/>
                 <w:webHidden/>
+                <w:sz w:val="28"/>
+                <w:szCs w:val="28"/>
               </w:rPr>
               <w:t>5</w:t>
             </w:r>
@@ -1085,6 +1147,8 @@
               <w:rPr>
                 <w:noProof/>
                 <w:webHidden/>
+                <w:sz w:val="28"/>
+                <w:szCs w:val="28"/>
               </w:rPr>
               <w:fldChar w:fldCharType="end"/>
             </w:r>
@@ -1099,17 +1163,19 @@
             <w:rPr>
               <w:rFonts w:cstheme="minorBidi"/>
               <w:noProof/>
-              <w:sz w:val="22"/>
-              <w:szCs w:val="22"/>
+              <w:sz w:val="28"/>
+              <w:szCs w:val="28"/>
               <w:lang w:eastAsia="ru-RU"/>
             </w:rPr>
           </w:pPr>
-          <w:hyperlink w:anchor="_Toc227653184" w:history="1">
+          <w:hyperlink w:anchor="_Toc232722163" w:history="1">
             <w:r>
               <w:rPr>
                 <w:rStyle w:val="af8"/>
                 <w:rFonts w:ascii="Times New Roman" w:hAnsi="Times New Roman"/>
                 <w:noProof/>
+                <w:sz w:val="28"/>
+                <w:szCs w:val="28"/>
               </w:rPr>
               <w:t>1.3. Выявление требований к системе</w:t>
             </w:r>
@@ -1117,6 +1183,8 @@
               <w:rPr>
                 <w:noProof/>
                 <w:webHidden/>
+                <w:sz w:val="28"/>
+                <w:szCs w:val="28"/>
               </w:rPr>
               <w:tab/>
             </w:r>
@@ -1124,6 +1192,8 @@
               <w:rPr>
                 <w:noProof/>
                 <w:webHidden/>
+                <w:sz w:val="28"/>
+                <w:szCs w:val="28"/>
               </w:rPr>
               <w:fldChar w:fldCharType="begin"/>
             </w:r>
@@ -1131,19 +1201,25 @@
               <w:rPr>
                 <w:noProof/>
                 <w:webHidden/>
-              </w:rPr>
-              <w:instrText xml:space="preserve"> PAGEREF _Toc227653184 \h </w:instrText>
+                <w:sz w:val="28"/>
+                <w:szCs w:val="28"/>
+              </w:rPr>
+              <w:instrText xml:space="preserve"> PAGEREF _Toc232722163 \h </w:instrText>
             </w:r>
             <w:r>
               <w:rPr>
                 <w:noProof/>
                 <w:webHidden/>
+                <w:sz w:val="28"/>
+                <w:szCs w:val="28"/>
               </w:rPr>
             </w:r>
             <w:r>
               <w:rPr>
                 <w:noProof/>
                 <w:webHidden/>
+                <w:sz w:val="28"/>
+                <w:szCs w:val="28"/>
               </w:rPr>
               <w:fldChar w:fldCharType="separate"/>
             </w:r>
@@ -1151,13 +1227,17 @@
               <w:rPr>
                 <w:noProof/>
                 <w:webHidden/>
-              </w:rPr>
-              <w:t>5</w:t>
+                <w:sz w:val="28"/>
+                <w:szCs w:val="28"/>
+              </w:rPr>
+              <w:t>6</w:t>
             </w:r>
             <w:r>
               <w:rPr>
                 <w:noProof/>
                 <w:webHidden/>
+                <w:sz w:val="28"/>
+                <w:szCs w:val="28"/>
               </w:rPr>
               <w:fldChar w:fldCharType="end"/>
             </w:r>
@@ -1172,17 +1252,19 @@
             <w:rPr>
               <w:rFonts w:cstheme="minorBidi"/>
               <w:noProof/>
-              <w:sz w:val="22"/>
-              <w:szCs w:val="22"/>
+              <w:sz w:val="28"/>
+              <w:szCs w:val="28"/>
               <w:lang w:eastAsia="ru-RU"/>
             </w:rPr>
           </w:pPr>
-          <w:hyperlink w:anchor="_Toc227653185" w:history="1">
+          <w:hyperlink w:anchor="_Toc232722164" w:history="1">
             <w:r>
               <w:rPr>
                 <w:rStyle w:val="af8"/>
                 <w:rFonts w:ascii="Times New Roman" w:hAnsi="Times New Roman"/>
                 <w:noProof/>
+                <w:sz w:val="28"/>
+                <w:szCs w:val="28"/>
               </w:rPr>
               <w:t>1.3.1. Функциональные требования</w:t>
             </w:r>
@@ -1190,6 +1272,8 @@
               <w:rPr>
                 <w:noProof/>
                 <w:webHidden/>
+                <w:sz w:val="28"/>
+                <w:szCs w:val="28"/>
               </w:rPr>
               <w:tab/>
             </w:r>
@@ -1197,6 +1281,8 @@
               <w:rPr>
                 <w:noProof/>
                 <w:webHidden/>
+                <w:sz w:val="28"/>
+                <w:szCs w:val="28"/>
               </w:rPr>
               <w:fldChar w:fldCharType="begin"/>
             </w:r>
@@ -1204,19 +1290,25 @@
               <w:rPr>
                 <w:noProof/>
                 <w:webHidden/>
-              </w:rPr>
-              <w:instrText xml:space="preserve"> PAGEREF _Toc227653185 \h </w:instrText>
+                <w:sz w:val="28"/>
+                <w:szCs w:val="28"/>
+              </w:rPr>
+              <w:instrText xml:space="preserve"> PAGEREF _Toc232722164 \h </w:instrText>
             </w:r>
             <w:r>
               <w:rPr>
                 <w:noProof/>
                 <w:webHidden/>
+                <w:sz w:val="28"/>
+                <w:szCs w:val="28"/>
               </w:rPr>
             </w:r>
             <w:r>
               <w:rPr>
                 <w:noProof/>
                 <w:webHidden/>
+                <w:sz w:val="28"/>
+                <w:szCs w:val="28"/>
               </w:rPr>
               <w:fldChar w:fldCharType="separate"/>
             </w:r>
@@ -1224,13 +1316,17 @@
               <w:rPr>
                 <w:noProof/>
                 <w:webHidden/>
-              </w:rPr>
-              <w:t>5</w:t>
+                <w:sz w:val="28"/>
+                <w:szCs w:val="28"/>
+              </w:rPr>
+              <w:t>6</w:t>
             </w:r>
             <w:r>
               <w:rPr>
                 <w:noProof/>
                 <w:webHidden/>
+                <w:sz w:val="28"/>
+                <w:szCs w:val="28"/>
               </w:rPr>
               <w:fldChar w:fldCharType="end"/>
             </w:r>
@@ -1245,17 +1341,19 @@
             <w:rPr>
               <w:rFonts w:cstheme="minorBidi"/>
               <w:noProof/>
-              <w:sz w:val="22"/>
-              <w:szCs w:val="22"/>
+              <w:sz w:val="28"/>
+              <w:szCs w:val="28"/>
               <w:lang w:eastAsia="ru-RU"/>
             </w:rPr>
           </w:pPr>
-          <w:hyperlink w:anchor="_Toc227653186" w:history="1">
+          <w:hyperlink w:anchor="_Toc232722165" w:history="1">
             <w:r>
               <w:rPr>
                 <w:rStyle w:val="af8"/>
                 <w:rFonts w:ascii="Times New Roman" w:hAnsi="Times New Roman"/>
                 <w:noProof/>
+                <w:sz w:val="28"/>
+                <w:szCs w:val="28"/>
               </w:rPr>
               <w:t>1.3.2. Нефункциональные требования</w:t>
             </w:r>
@@ -1263,6 +1361,8 @@
               <w:rPr>
                 <w:noProof/>
                 <w:webHidden/>
+                <w:sz w:val="28"/>
+                <w:szCs w:val="28"/>
               </w:rPr>
               <w:tab/>
             </w:r>
@@ -1270,6 +1370,8 @@
               <w:rPr>
                 <w:noProof/>
                 <w:webHidden/>
+                <w:sz w:val="28"/>
+                <w:szCs w:val="28"/>
               </w:rPr>
               <w:fldChar w:fldCharType="begin"/>
             </w:r>
@@ -1277,19 +1379,25 @@
               <w:rPr>
                 <w:noProof/>
                 <w:webHidden/>
-              </w:rPr>
-              <w:instrText xml:space="preserve"> PAGEREF _Toc227653186 \h </w:instrText>
+                <w:sz w:val="28"/>
+                <w:szCs w:val="28"/>
+              </w:rPr>
+              <w:instrText xml:space="preserve"> PAGEREF _Toc232722165 \h </w:instrText>
             </w:r>
             <w:r>
               <w:rPr>
                 <w:noProof/>
                 <w:webHidden/>
+                <w:sz w:val="28"/>
+                <w:szCs w:val="28"/>
               </w:rPr>
             </w:r>
             <w:r>
               <w:rPr>
                 <w:noProof/>
                 <w:webHidden/>
+                <w:sz w:val="28"/>
+                <w:szCs w:val="28"/>
               </w:rPr>
               <w:fldChar w:fldCharType="separate"/>
             </w:r>
@@ -1297,6 +1405,8 @@
               <w:rPr>
                 <w:noProof/>
                 <w:webHidden/>
+                <w:sz w:val="28"/>
+                <w:szCs w:val="28"/>
               </w:rPr>
               <w:t>6</w:t>
             </w:r>
@@ -1304,6 +1414,8 @@
               <w:rPr>
                 <w:noProof/>
                 <w:webHidden/>
+                <w:sz w:val="28"/>
+                <w:szCs w:val="28"/>
               </w:rPr>
               <w:fldChar w:fldCharType="end"/>
             </w:r>
@@ -1318,17 +1430,19 @@
             <w:rPr>
               <w:rFonts w:cstheme="minorBidi"/>
               <w:noProof/>
-              <w:sz w:val="22"/>
-              <w:szCs w:val="22"/>
+              <w:sz w:val="28"/>
+              <w:szCs w:val="28"/>
               <w:lang w:eastAsia="ru-RU"/>
             </w:rPr>
           </w:pPr>
-          <w:hyperlink w:anchor="_Toc227653187" w:history="1">
+          <w:hyperlink w:anchor="_Toc232722166" w:history="1">
             <w:r>
               <w:rPr>
                 <w:rStyle w:val="af8"/>
                 <w:rFonts w:cstheme="majorHAnsi"/>
                 <w:noProof/>
+                <w:sz w:val="28"/>
+                <w:szCs w:val="28"/>
               </w:rPr>
               <w:t>2. ВЫБОР АРХИТЕКТУРЫ</w:t>
             </w:r>
@@ -1336,6 +1450,8 @@
               <w:rPr>
                 <w:noProof/>
                 <w:webHidden/>
+                <w:sz w:val="28"/>
+                <w:szCs w:val="28"/>
               </w:rPr>
               <w:tab/>
             </w:r>
@@ -1343,6 +1459,8 @@
               <w:rPr>
                 <w:noProof/>
                 <w:webHidden/>
+                <w:sz w:val="28"/>
+                <w:szCs w:val="28"/>
               </w:rPr>
               <w:fldChar w:fldCharType="begin"/>
             </w:r>
@@ -1350,19 +1468,25 @@
               <w:rPr>
                 <w:noProof/>
                 <w:webHidden/>
-              </w:rPr>
-              <w:instrText xml:space="preserve"> PAGEREF _Toc227653187 \h </w:instrText>
+                <w:sz w:val="28"/>
+                <w:szCs w:val="28"/>
+              </w:rPr>
+              <w:instrText xml:space="preserve"> PAGEREF _Toc232722166 \h </w:instrText>
             </w:r>
             <w:r>
               <w:rPr>
                 <w:noProof/>
                 <w:webHidden/>
+                <w:sz w:val="28"/>
+                <w:szCs w:val="28"/>
               </w:rPr>
             </w:r>
             <w:r>
               <w:rPr>
                 <w:noProof/>
                 <w:webHidden/>
+                <w:sz w:val="28"/>
+                <w:szCs w:val="28"/>
               </w:rPr>
               <w:fldChar w:fldCharType="separate"/>
             </w:r>
@@ -1370,6 +1494,8 @@
               <w:rPr>
                 <w:noProof/>
                 <w:webHidden/>
+                <w:sz w:val="28"/>
+                <w:szCs w:val="28"/>
               </w:rPr>
               <w:t>7</w:t>
             </w:r>
@@ -1377,6 +1503,8 @@
               <w:rPr>
                 <w:noProof/>
                 <w:webHidden/>
+                <w:sz w:val="28"/>
+                <w:szCs w:val="28"/>
               </w:rPr>
               <w:fldChar w:fldCharType="end"/>
             </w:r>
@@ -1391,17 +1519,19 @@
             <w:rPr>
               <w:rFonts w:cstheme="minorBidi"/>
               <w:noProof/>
-              <w:sz w:val="22"/>
-              <w:szCs w:val="22"/>
+              <w:sz w:val="28"/>
+              <w:szCs w:val="28"/>
               <w:lang w:eastAsia="ru-RU"/>
             </w:rPr>
           </w:pPr>
-          <w:hyperlink w:anchor="_Toc227653188" w:history="1">
+          <w:hyperlink w:anchor="_Toc232722167" w:history="1">
             <w:r>
               <w:rPr>
                 <w:rStyle w:val="af8"/>
                 <w:rFonts w:cstheme="majorHAnsi"/>
                 <w:noProof/>
+                <w:sz w:val="28"/>
+                <w:szCs w:val="28"/>
               </w:rPr>
               <w:t>2.1. Общие принципы архитектуры</w:t>
             </w:r>
@@ -1409,6 +1539,8 @@
               <w:rPr>
                 <w:noProof/>
                 <w:webHidden/>
+                <w:sz w:val="28"/>
+                <w:szCs w:val="28"/>
               </w:rPr>
               <w:tab/>
             </w:r>
@@ -1416,6 +1548,8 @@
               <w:rPr>
                 <w:noProof/>
                 <w:webHidden/>
+                <w:sz w:val="28"/>
+                <w:szCs w:val="28"/>
               </w:rPr>
               <w:fldChar w:fldCharType="begin"/>
             </w:r>
@@ -1423,19 +1557,25 @@
               <w:rPr>
                 <w:noProof/>
                 <w:webHidden/>
-              </w:rPr>
-              <w:instrText xml:space="preserve"> PAGEREF _Toc227653188 \h </w:instrText>
+                <w:sz w:val="28"/>
+                <w:szCs w:val="28"/>
+              </w:rPr>
+              <w:instrText xml:space="preserve"> PAGEREF _Toc232722167 \h </w:instrText>
             </w:r>
             <w:r>
               <w:rPr>
                 <w:noProof/>
                 <w:webHidden/>
+                <w:sz w:val="28"/>
+                <w:szCs w:val="28"/>
               </w:rPr>
             </w:r>
             <w:r>
               <w:rPr>
                 <w:noProof/>
                 <w:webHidden/>
+                <w:sz w:val="28"/>
+                <w:szCs w:val="28"/>
               </w:rPr>
               <w:fldChar w:fldCharType="separate"/>
             </w:r>
@@ -1443,6 +1583,8 @@
               <w:rPr>
                 <w:noProof/>
                 <w:webHidden/>
+                <w:sz w:val="28"/>
+                <w:szCs w:val="28"/>
               </w:rPr>
               <w:t>7</w:t>
             </w:r>
@@ -1450,6 +1592,8 @@
               <w:rPr>
                 <w:noProof/>
                 <w:webHidden/>
+                <w:sz w:val="28"/>
+                <w:szCs w:val="28"/>
               </w:rPr>
               <w:fldChar w:fldCharType="end"/>
             </w:r>
@@ -1464,17 +1608,19 @@
             <w:rPr>
               <w:rFonts w:cstheme="minorBidi"/>
               <w:noProof/>
-              <w:sz w:val="22"/>
-              <w:szCs w:val="22"/>
+              <w:sz w:val="28"/>
+              <w:szCs w:val="28"/>
               <w:lang w:eastAsia="ru-RU"/>
             </w:rPr>
           </w:pPr>
-          <w:hyperlink w:anchor="_Toc227653189" w:history="1">
+          <w:hyperlink w:anchor="_Toc232722168" w:history="1">
             <w:r>
               <w:rPr>
                 <w:rStyle w:val="af8"/>
                 <w:rFonts w:eastAsia="Times New Roman"/>
                 <w:noProof/>
+                <w:sz w:val="28"/>
+                <w:szCs w:val="28"/>
                 <w:lang w:eastAsia="ru-RU"/>
               </w:rPr>
               <w:t xml:space="preserve">2.2 </w:t>
@@ -1483,6 +1629,8 @@
               <w:rPr>
                 <w:rStyle w:val="af8"/>
                 <w:noProof/>
+                <w:sz w:val="28"/>
+                <w:szCs w:val="28"/>
               </w:rPr>
               <w:t>Выбор архитектуры и обоснование решения</w:t>
             </w:r>
@@ -1490,6 +1638,8 @@
               <w:rPr>
                 <w:noProof/>
                 <w:webHidden/>
+                <w:sz w:val="28"/>
+                <w:szCs w:val="28"/>
               </w:rPr>
               <w:tab/>
             </w:r>
@@ -1497,6 +1647,8 @@
               <w:rPr>
                 <w:noProof/>
                 <w:webHidden/>
+                <w:sz w:val="28"/>
+                <w:szCs w:val="28"/>
               </w:rPr>
               <w:fldChar w:fldCharType="begin"/>
             </w:r>
@@ -1504,19 +1656,25 @@
               <w:rPr>
                 <w:noProof/>
                 <w:webHidden/>
-              </w:rPr>
-              <w:instrText xml:space="preserve"> PAGEREF _Toc227653189 \h </w:instrText>
+                <w:sz w:val="28"/>
+                <w:szCs w:val="28"/>
+              </w:rPr>
+              <w:instrText xml:space="preserve"> PAGEREF _Toc232722168 \h </w:instrText>
             </w:r>
             <w:r>
               <w:rPr>
                 <w:noProof/>
                 <w:webHidden/>
+                <w:sz w:val="28"/>
+                <w:szCs w:val="28"/>
               </w:rPr>
             </w:r>
             <w:r>
               <w:rPr>
                 <w:noProof/>
                 <w:webHidden/>
+                <w:sz w:val="28"/>
+                <w:szCs w:val="28"/>
               </w:rPr>
               <w:fldChar w:fldCharType="separate"/>
             </w:r>
@@ -1524,6 +1682,8 @@
               <w:rPr>
                 <w:noProof/>
                 <w:webHidden/>
+                <w:sz w:val="28"/>
+                <w:szCs w:val="28"/>
               </w:rPr>
               <w:t>7</w:t>
             </w:r>
@@ -1531,6 +1691,206 @@
               <w:rPr>
                 <w:noProof/>
                 <w:webHidden/>
+                <w:sz w:val="28"/>
+                <w:szCs w:val="28"/>
+              </w:rPr>
+              <w:fldChar w:fldCharType="end"/>
+            </w:r>
+          </w:hyperlink>
+        </w:p>
+        <w:p>
+          <w:pPr>
+            <w:pStyle w:val="11"/>
+            <w:tabs>
+              <w:tab w:val="right" w:leader="dot" w:pos="9345"/>
+            </w:tabs>
+            <w:rPr>
+              <w:rFonts w:cstheme="minorBidi"/>
+              <w:noProof/>
+              <w:sz w:val="28"/>
+              <w:szCs w:val="28"/>
+              <w:lang w:eastAsia="ru-RU"/>
+            </w:rPr>
+          </w:pPr>
+          <w:hyperlink w:anchor="_Toc232722169" w:history="1">
+            <w:r>
+              <w:rPr>
+                <w:rStyle w:val="af8"/>
+                <w:rFonts w:eastAsia="Times New Roman"/>
+                <w:noProof/>
+                <w:sz w:val="28"/>
+                <w:szCs w:val="28"/>
+                <w:lang w:eastAsia="ru-RU"/>
+              </w:rPr>
+              <w:t>3. Проектирование ПП</w:t>
+            </w:r>
+            <w:r>
+              <w:rPr>
+                <w:noProof/>
+                <w:webHidden/>
+                <w:sz w:val="28"/>
+                <w:szCs w:val="28"/>
+              </w:rPr>
+              <w:tab/>
+            </w:r>
+            <w:r>
+              <w:rPr>
+                <w:noProof/>
+                <w:webHidden/>
+                <w:sz w:val="28"/>
+                <w:szCs w:val="28"/>
+              </w:rPr>
+              <w:fldChar w:fldCharType="begin"/>
+            </w:r>
+            <w:r>
+              <w:rPr>
+                <w:noProof/>
+                <w:webHidden/>
+                <w:sz w:val="28"/>
+                <w:szCs w:val="28"/>
+              </w:rPr>
+              <w:instrText xml:space="preserve"> PAGEREF _Toc232722169 \h </w:instrText>
+            </w:r>
+            <w:r>
+              <w:rPr>
+                <w:noProof/>
+                <w:webHidden/>
+                <w:sz w:val="28"/>
+                <w:szCs w:val="28"/>
+              </w:rPr>
+            </w:r>
+            <w:r>
+              <w:rPr>
+                <w:noProof/>
+                <w:webHidden/>
+                <w:sz w:val="28"/>
+                <w:szCs w:val="28"/>
+              </w:rPr>
+              <w:fldChar w:fldCharType="separate"/>
+            </w:r>
+            <w:r>
+              <w:rPr>
+                <w:noProof/>
+                <w:webHidden/>
+                <w:sz w:val="28"/>
+                <w:szCs w:val="28"/>
+              </w:rPr>
+              <w:t>9</w:t>
+            </w:r>
+            <w:r>
+              <w:rPr>
+                <w:noProof/>
+                <w:webHidden/>
+                <w:sz w:val="28"/>
+                <w:szCs w:val="28"/>
+              </w:rPr>
+              <w:fldChar w:fldCharType="end"/>
+            </w:r>
+          </w:hyperlink>
+        </w:p>
+        <w:p>
+          <w:pPr>
+            <w:pStyle w:val="23"/>
+            <w:tabs>
+              <w:tab w:val="left" w:pos="660"/>
+              <w:tab w:val="right" w:leader="dot" w:pos="9345"/>
+            </w:tabs>
+            <w:rPr>
+              <w:rFonts w:cstheme="minorBidi"/>
+              <w:noProof/>
+              <w:sz w:val="28"/>
+              <w:szCs w:val="28"/>
+              <w:lang w:eastAsia="ru-RU"/>
+            </w:rPr>
+          </w:pPr>
+          <w:hyperlink w:anchor="_Toc232722170" w:history="1">
+            <w:r>
+              <w:rPr>
+                <w:rStyle w:val="af8"/>
+                <w:noProof/>
+                <w:sz w:val="28"/>
+                <w:szCs w:val="28"/>
+              </w:rPr>
+              <w:t>4.</w:t>
+            </w:r>
+            <w:r>
+              <w:rPr>
+                <w:rFonts w:cstheme="minorBidi"/>
+                <w:noProof/>
+                <w:sz w:val="28"/>
+                <w:szCs w:val="28"/>
+                <w:lang w:eastAsia="ru-RU"/>
+              </w:rPr>
+              <w:tab/>
+            </w:r>
+            <w:r>
+              <w:rPr>
+                <w:rStyle w:val="af8"/>
+                <w:noProof/>
+                <w:sz w:val="28"/>
+                <w:szCs w:val="28"/>
+              </w:rPr>
+              <w:t>Проектирование базы данных</w:t>
+            </w:r>
+            <w:r>
+              <w:rPr>
+                <w:noProof/>
+                <w:webHidden/>
+                <w:sz w:val="28"/>
+                <w:szCs w:val="28"/>
+              </w:rPr>
+              <w:tab/>
+            </w:r>
+            <w:r>
+              <w:rPr>
+                <w:noProof/>
+                <w:webHidden/>
+                <w:sz w:val="28"/>
+                <w:szCs w:val="28"/>
+              </w:rPr>
+              <w:fldChar w:fldCharType="begin"/>
+            </w:r>
+            <w:r>
+              <w:rPr>
+                <w:noProof/>
+                <w:webHidden/>
+                <w:sz w:val="28"/>
+                <w:szCs w:val="28"/>
+              </w:rPr>
+              <w:instrText xml:space="preserve"> PAGEREF _Toc232722170 \h </w:instrText>
+            </w:r>
+            <w:r>
+              <w:rPr>
+                <w:noProof/>
+                <w:webHidden/>
+                <w:sz w:val="28"/>
+                <w:szCs w:val="28"/>
+              </w:rPr>
+            </w:r>
+            <w:r>
+              <w:rPr>
+                <w:noProof/>
+                <w:webHidden/>
+                <w:sz w:val="28"/>
+                <w:szCs w:val="28"/>
+              </w:rPr>
+              <w:fldChar w:fldCharType="separate"/>
+            </w:r>
+            <w:r>
+              <w:rPr>
+                <w:noProof/>
+                <w:webHidden/>
+                <w:sz w:val="28"/>
+                <w:szCs w:val="28"/>
+              </w:rPr>
+              <w:t>19</w:t>
+            </w:r>
+            <w:r>
+              <w:rPr>
+                <w:noProof/>
+                <w:webHidden/>
+                <w:sz w:val="28"/>
+                <w:szCs w:val="28"/>
               </w:rPr>
               <w:fldChar w:fldCharType="end"/>
             </w:r>
@@ -1539,23 +1899,20 @@
         <w:p>
           <w:r>
             <w:rPr>
-              <w:b/>
               <w:bCs/>
+              <w:sz w:val="28"/>
+              <w:szCs w:val="28"/>
             </w:rPr>
             <w:fldChar w:fldCharType="end"/>
           </w:r>
         </w:p>
       </w:sdtContent>
     </w:sdt>
+    <w:p/>
     <w:p>
       <w:pPr>
         <w:spacing w:before="100" w:beforeAutospacing="1" w:after="100" w:afterAutospacing="1"/>
         <w:jc w:val="both"/>
-        <w:rPr>
-          <w:rFonts w:ascii="Times New Roman" w:hAnsi="Times New Roman"/>
-          <w:sz w:val="28"/>
-          <w:szCs w:val="28"/>
-        </w:rPr>
       </w:pPr>
     </w:p>
     <w:p>
@@ -1568,6 +1925,12 @@
       <w:pPr>
         <w:spacing w:before="100" w:beforeAutospacing="1" w:after="100" w:afterAutospacing="1"/>
         <w:jc w:val="both"/>
+        <w:rPr>
+          <w:rFonts w:ascii="Times New Roman" w:eastAsia="Times New Roman" w:hAnsi="Times New Roman"/>
+          <w:sz w:val="28"/>
+          <w:szCs w:val="28"/>
+          <w:lang w:eastAsia="ru-RU"/>
+        </w:rPr>
       </w:pPr>
     </w:p>
     <w:p>
@@ -1698,43 +2061,7 @@
           <w:rFonts w:ascii="Times New Roman" w:eastAsia="Times New Roman" w:hAnsi="Times New Roman"/>
           <w:sz w:val="28"/>
           <w:szCs w:val="28"/>
-          <w:lang w:eastAsia="ru-RU"/>
-        </w:rPr>
-      </w:pPr>
-    </w:p>
-    <w:p>
-      <w:pPr>
-        <w:spacing w:before="100" w:beforeAutospacing="1" w:after="100" w:afterAutospacing="1"/>
-        <w:jc w:val="both"/>
-        <w:rPr>
-          <w:rFonts w:ascii="Times New Roman" w:eastAsia="Times New Roman" w:hAnsi="Times New Roman"/>
-          <w:sz w:val="28"/>
-          <w:szCs w:val="28"/>
-          <w:lang w:eastAsia="ru-RU"/>
-        </w:rPr>
-      </w:pPr>
-    </w:p>
-    <w:p>
-      <w:pPr>
-        <w:spacing w:before="100" w:beforeAutospacing="1" w:after="100" w:afterAutospacing="1"/>
-        <w:jc w:val="both"/>
-        <w:rPr>
-          <w:rFonts w:ascii="Times New Roman" w:eastAsia="Times New Roman" w:hAnsi="Times New Roman"/>
-          <w:sz w:val="28"/>
-          <w:szCs w:val="28"/>
-          <w:lang w:eastAsia="ru-RU"/>
-        </w:rPr>
-      </w:pPr>
-    </w:p>
-    <w:p>
-      <w:pPr>
-        <w:spacing w:before="100" w:beforeAutospacing="1" w:after="100" w:afterAutospacing="1"/>
-        <w:jc w:val="both"/>
-        <w:rPr>
-          <w:rFonts w:ascii="Times New Roman" w:eastAsia="Times New Roman" w:hAnsi="Times New Roman"/>
-          <w:sz w:val="28"/>
-          <w:szCs w:val="28"/>
-          <w:lang w:eastAsia="ru-RU"/>
+          <w:lang w:val="en-US" w:eastAsia="ru-RU"/>
         </w:rPr>
       </w:pPr>
     </w:p>
@@ -1747,12 +2074,13 @@
           <w:lang w:eastAsia="ru-RU"/>
         </w:rPr>
       </w:pPr>
-      <w:bookmarkStart w:id="0" w:name="_Toc227653180"/>
+      <w:bookmarkStart w:id="0" w:name="_Toc232722159"/>
       <w:r>
         <w:rPr>
           <w:rFonts w:eastAsia="Times New Roman"/>
           <w:lang w:eastAsia="ru-RU"/>
         </w:rPr>
+        <w:lastRenderedPageBreak/>
         <w:t>Введение</w:t>
       </w:r>
       <w:bookmarkEnd w:id="0"/>
@@ -1831,27 +2159,7 @@
           <w:szCs w:val="28"/>
           <w:lang w:eastAsia="ru-RU"/>
         </w:rPr>
-        <w:t xml:space="preserve">В проекте реализована единая база данных </w:t>
-      </w:r>
-      <w:proofErr w:type="spellStart"/>
-      <w:r>
-        <w:rPr>
-          <w:rFonts w:ascii="Times New Roman" w:eastAsia="Times New Roman" w:hAnsi="Times New Roman"/>
-          <w:sz w:val="28"/>
-          <w:szCs w:val="28"/>
-          <w:lang w:eastAsia="ru-RU"/>
-        </w:rPr>
-        <w:t>SQLite</w:t>
-      </w:r>
-      <w:proofErr w:type="spellEnd"/>
-      <w:r>
-        <w:rPr>
-          <w:rFonts w:ascii="Times New Roman" w:eastAsia="Times New Roman" w:hAnsi="Times New Roman"/>
-          <w:sz w:val="28"/>
-          <w:szCs w:val="28"/>
-          <w:lang w:eastAsia="ru-RU"/>
-        </w:rPr>
-        <w:t>, к которой подключаются оба приложения. Это позволяет показать, как можно организовать работу нескольких приложений с общим источником данных.</w:t>
+        <w:t>В проекте реализована единая база данных SQLite, к которой подключаются оба приложения. Это позволяет показать, как можно организовать работу нескольких приложений с общим источником данных.</w:t>
       </w:r>
     </w:p>
     <w:p>
@@ -2069,7 +2377,7 @@
           <w:szCs w:val="28"/>
         </w:rPr>
       </w:pPr>
-      <w:bookmarkStart w:id="1" w:name="_Toc227653181"/>
+      <w:bookmarkStart w:id="1" w:name="_Toc232722160"/>
       <w:r>
         <w:rPr>
           <w:rFonts w:ascii="Times New Roman" w:hAnsi="Times New Roman" w:cs="Times New Roman"/>
@@ -2093,7 +2401,7 @@
           <w:color w:val="0F1115"/>
         </w:rPr>
       </w:pPr>
-      <w:bookmarkStart w:id="2" w:name="_Toc227653182"/>
+      <w:bookmarkStart w:id="2" w:name="_Toc232722161"/>
       <w:r>
         <w:rPr>
           <w:rFonts w:ascii="Times New Roman" w:hAnsi="Times New Roman" w:cs="Times New Roman"/>
@@ -2635,7 +2943,7 @@
           <w:color w:val="0F1115"/>
         </w:rPr>
       </w:pPr>
-      <w:bookmarkStart w:id="3" w:name="_Toc227653183"/>
+      <w:bookmarkStart w:id="3" w:name="_Toc232722162"/>
       <w:r>
         <w:rPr>
           <w:rFonts w:ascii="Times New Roman" w:hAnsi="Times New Roman" w:cs="Times New Roman"/>
@@ -2886,7 +3194,6 @@
                 <w:szCs w:val="28"/>
               </w:rPr>
             </w:pPr>
-            <w:proofErr w:type="spellStart"/>
             <w:r>
               <w:rPr>
                 <w:rStyle w:val="ad"/>
@@ -2896,33 +3203,8 @@
                 <w:szCs w:val="28"/>
                 <w:shd w:val="clear" w:color="auto" w:fill="FFFFFF"/>
               </w:rPr>
-              <w:t>Google</w:t>
-            </w:r>
-            <w:proofErr w:type="spellEnd"/>
-            <w:r>
-              <w:rPr>
-                <w:rStyle w:val="ad"/>
-                <w:b w:val="0"/>
-                <w:color w:val="0F1115"/>
-                <w:sz w:val="28"/>
-                <w:szCs w:val="28"/>
-                <w:shd w:val="clear" w:color="auto" w:fill="FFFFFF"/>
-              </w:rPr>
-              <w:t xml:space="preserve"> </w:t>
-            </w:r>
-            <w:proofErr w:type="spellStart"/>
-            <w:r>
-              <w:rPr>
-                <w:rStyle w:val="ad"/>
-                <w:b w:val="0"/>
-                <w:color w:val="0F1115"/>
-                <w:sz w:val="28"/>
-                <w:szCs w:val="28"/>
-                <w:shd w:val="clear" w:color="auto" w:fill="FFFFFF"/>
-              </w:rPr>
-              <w:t>Classroom</w:t>
-            </w:r>
-            <w:proofErr w:type="spellEnd"/>
+              <w:t>Google Classroom</w:t>
+            </w:r>
           </w:p>
         </w:tc>
         <w:tc>
@@ -2946,27 +3228,7 @@
                 <w:szCs w:val="28"/>
                 <w:shd w:val="clear" w:color="auto" w:fill="FFFFFF"/>
               </w:rPr>
-              <w:t xml:space="preserve">Бесплатный, интеграция с </w:t>
-            </w:r>
-            <w:proofErr w:type="spellStart"/>
-            <w:r>
-              <w:rPr>
-                <w:color w:val="0F1115"/>
-                <w:sz w:val="28"/>
-                <w:szCs w:val="28"/>
-                <w:shd w:val="clear" w:color="auto" w:fill="FFFFFF"/>
-              </w:rPr>
-              <w:t>Google</w:t>
-            </w:r>
-            <w:proofErr w:type="spellEnd"/>
-            <w:r>
-              <w:rPr>
-                <w:color w:val="0F1115"/>
-                <w:sz w:val="28"/>
-                <w:szCs w:val="28"/>
-                <w:shd w:val="clear" w:color="auto" w:fill="FFFFFF"/>
-              </w:rPr>
-              <w:t>-сервисами</w:t>
+              <w:t>Бесплатный, интеграция с Google-сервисами</w:t>
             </w:r>
           </w:p>
         </w:tc>
@@ -3110,7 +3372,6 @@
                 <w:szCs w:val="28"/>
               </w:rPr>
             </w:pPr>
-            <w:proofErr w:type="spellStart"/>
             <w:r>
               <w:rPr>
                 <w:rStyle w:val="ad"/>
@@ -3122,7 +3383,6 @@
               </w:rPr>
               <w:t>Moodle</w:t>
             </w:r>
-            <w:proofErr w:type="spellEnd"/>
           </w:p>
         </w:tc>
         <w:tc>
@@ -3221,7 +3481,7 @@
           <w:color w:val="0F1115"/>
         </w:rPr>
       </w:pPr>
-      <w:bookmarkStart w:id="4" w:name="_Toc227653184"/>
+      <w:bookmarkStart w:id="4" w:name="_Toc232722163"/>
       <w:r>
         <w:rPr>
           <w:rFonts w:ascii="Times New Roman" w:hAnsi="Times New Roman" w:cs="Times New Roman"/>
@@ -3264,7 +3524,7 @@
           <w:szCs w:val="28"/>
         </w:rPr>
       </w:pPr>
-      <w:bookmarkStart w:id="5" w:name="_Toc227653185"/>
+      <w:bookmarkStart w:id="5" w:name="_Toc232722164"/>
       <w:r>
         <w:rPr>
           <w:rFonts w:ascii="Times New Roman" w:hAnsi="Times New Roman" w:cs="Times New Roman"/>
@@ -3627,7 +3887,7 @@
           <w:szCs w:val="28"/>
         </w:rPr>
       </w:pPr>
-      <w:bookmarkStart w:id="6" w:name="_Toc227653186"/>
+      <w:bookmarkStart w:id="6" w:name="_Toc232722165"/>
       <w:r>
         <w:rPr>
           <w:rFonts w:ascii="Times New Roman" w:hAnsi="Times New Roman" w:cs="Times New Roman"/>
@@ -3955,7 +4215,7 @@
           <w:szCs w:val="28"/>
         </w:rPr>
       </w:pPr>
-      <w:bookmarkStart w:id="7" w:name="_Toc227653187"/>
+      <w:bookmarkStart w:id="7" w:name="_Toc232722166"/>
       <w:r>
         <w:rPr>
           <w:rFonts w:cstheme="majorHAnsi"/>
@@ -3979,7 +4239,7 @@
           <w:color w:val="0F1115"/>
         </w:rPr>
       </w:pPr>
-      <w:bookmarkStart w:id="8" w:name="_Toc227653188"/>
+      <w:bookmarkStart w:id="8" w:name="_Toc232722167"/>
       <w:r>
         <w:rPr>
           <w:rFonts w:cstheme="majorHAnsi"/>
@@ -4229,47 +4489,7 @@
           <w:szCs w:val="28"/>
           <w:lang w:eastAsia="ru-RU"/>
         </w:rPr>
-        <w:t xml:space="preserve">использовать уже изученные технологии (C++ для настольного приложения, </w:t>
-      </w:r>
-      <w:proofErr w:type="spellStart"/>
-      <w:r>
-        <w:rPr>
-          <w:rFonts w:ascii="Times New Roman" w:eastAsia="Times New Roman" w:hAnsi="Times New Roman"/>
-          <w:sz w:val="28"/>
-          <w:szCs w:val="28"/>
-          <w:lang w:eastAsia="ru-RU"/>
-        </w:rPr>
-        <w:t>Dart</w:t>
-      </w:r>
-      <w:proofErr w:type="spellEnd"/>
-      <w:r>
-        <w:rPr>
-          <w:rFonts w:ascii="Times New Roman" w:eastAsia="Times New Roman" w:hAnsi="Times New Roman"/>
-          <w:sz w:val="28"/>
-          <w:szCs w:val="28"/>
-          <w:lang w:eastAsia="ru-RU"/>
-        </w:rPr>
-        <w:t>/</w:t>
-      </w:r>
-      <w:proofErr w:type="spellStart"/>
-      <w:r>
-        <w:rPr>
-          <w:rFonts w:ascii="Times New Roman" w:eastAsia="Times New Roman" w:hAnsi="Times New Roman"/>
-          <w:sz w:val="28"/>
-          <w:szCs w:val="28"/>
-          <w:lang w:eastAsia="ru-RU"/>
-        </w:rPr>
-        <w:t>Flutter</w:t>
-      </w:r>
-      <w:proofErr w:type="spellEnd"/>
-      <w:r>
-        <w:rPr>
-          <w:rFonts w:ascii="Times New Roman" w:eastAsia="Times New Roman" w:hAnsi="Times New Roman"/>
-          <w:sz w:val="28"/>
-          <w:szCs w:val="28"/>
-          <w:lang w:eastAsia="ru-RU"/>
-        </w:rPr>
-        <w:t xml:space="preserve"> для мобильного);</w:t>
+        <w:t>использовать уже изученные технологии (C++ для настольного приложения, Dart/Flutter для мобильного);</w:t>
       </w:r>
     </w:p>
     <w:p>
@@ -4329,7 +4549,7 @@
           <w:b/>
         </w:rPr>
       </w:pPr>
-      <w:bookmarkStart w:id="9" w:name="_Toc227653189"/>
+      <w:bookmarkStart w:id="9" w:name="_Toc232722168"/>
       <w:r>
         <w:rPr>
           <w:rFonts w:eastAsia="Times New Roman"/>
@@ -4372,47 +4592,7 @@
           <w:szCs w:val="28"/>
           <w:lang w:eastAsia="ru-RU"/>
         </w:rPr>
-        <w:t xml:space="preserve">В соответствии с требованиями предметной области и выбранными инструментальными средствами (C++ для настольного приложения, </w:t>
-      </w:r>
-      <w:proofErr w:type="spellStart"/>
-      <w:r>
-        <w:rPr>
-          <w:rFonts w:ascii="Times New Roman" w:eastAsia="Times New Roman" w:hAnsi="Times New Roman"/>
-          <w:sz w:val="28"/>
-          <w:szCs w:val="28"/>
-          <w:lang w:eastAsia="ru-RU"/>
-        </w:rPr>
-        <w:t>Dart</w:t>
-      </w:r>
-      <w:proofErr w:type="spellEnd"/>
-      <w:r>
-        <w:rPr>
-          <w:rFonts w:ascii="Times New Roman" w:eastAsia="Times New Roman" w:hAnsi="Times New Roman"/>
-          <w:sz w:val="28"/>
-          <w:szCs w:val="28"/>
-          <w:lang w:eastAsia="ru-RU"/>
-        </w:rPr>
-        <w:t>/</w:t>
-      </w:r>
-      <w:proofErr w:type="spellStart"/>
-      <w:r>
-        <w:rPr>
-          <w:rFonts w:ascii="Times New Roman" w:eastAsia="Times New Roman" w:hAnsi="Times New Roman"/>
-          <w:sz w:val="28"/>
-          <w:szCs w:val="28"/>
-          <w:lang w:eastAsia="ru-RU"/>
-        </w:rPr>
-        <w:t>Flutter</w:t>
-      </w:r>
-      <w:proofErr w:type="spellEnd"/>
-      <w:r>
-        <w:rPr>
-          <w:rFonts w:ascii="Times New Roman" w:eastAsia="Times New Roman" w:hAnsi="Times New Roman"/>
-          <w:sz w:val="28"/>
-          <w:szCs w:val="28"/>
-          <w:lang w:eastAsia="ru-RU"/>
-        </w:rPr>
-        <w:t xml:space="preserve"> для мобильного, </w:t>
+        <w:t xml:space="preserve">В соответствии с требованиями предметной области и выбранными инструментальными средствами (C++ для настольного приложения, Dart/Flutter для мобильного, </w:t>
       </w:r>
       <w:r>
         <w:rPr>
@@ -4509,27 +4689,7 @@
           <w:lang w:eastAsia="ru-RU"/>
         </w:rPr>
         <w:lastRenderedPageBreak/>
-        <w:t xml:space="preserve">Реализуется на языке C++ с использованием библиотеки </w:t>
-      </w:r>
-      <w:proofErr w:type="spellStart"/>
-      <w:r>
-        <w:rPr>
-          <w:rFonts w:ascii="Times New Roman" w:eastAsia="Times New Roman" w:hAnsi="Times New Roman"/>
-          <w:sz w:val="28"/>
-          <w:szCs w:val="28"/>
-          <w:lang w:eastAsia="ru-RU"/>
-        </w:rPr>
-        <w:t>SQLite</w:t>
-      </w:r>
-      <w:proofErr w:type="spellEnd"/>
-      <w:r>
-        <w:rPr>
-          <w:rFonts w:ascii="Times New Roman" w:eastAsia="Times New Roman" w:hAnsi="Times New Roman"/>
-          <w:sz w:val="28"/>
-          <w:szCs w:val="28"/>
-          <w:lang w:eastAsia="ru-RU"/>
-        </w:rPr>
-        <w:t>. Включает:</w:t>
+        <w:t>Реализуется на языке C++ с использованием библиотеки SQLite. Включает:</w:t>
       </w:r>
     </w:p>
     <w:p>
@@ -4667,67 +4827,7 @@
           <w:szCs w:val="28"/>
           <w:lang w:eastAsia="ru-RU"/>
         </w:rPr>
-        <w:t xml:space="preserve">Реализуется на языке </w:t>
-      </w:r>
-      <w:proofErr w:type="spellStart"/>
-      <w:r>
-        <w:rPr>
-          <w:rFonts w:ascii="Times New Roman" w:eastAsia="Times New Roman" w:hAnsi="Times New Roman"/>
-          <w:sz w:val="28"/>
-          <w:szCs w:val="28"/>
-          <w:lang w:eastAsia="ru-RU"/>
-        </w:rPr>
-        <w:t>Dart</w:t>
-      </w:r>
-      <w:proofErr w:type="spellEnd"/>
-      <w:r>
-        <w:rPr>
-          <w:rFonts w:ascii="Times New Roman" w:eastAsia="Times New Roman" w:hAnsi="Times New Roman"/>
-          <w:sz w:val="28"/>
-          <w:szCs w:val="28"/>
-          <w:lang w:eastAsia="ru-RU"/>
-        </w:rPr>
-        <w:t xml:space="preserve"> с использованием </w:t>
-      </w:r>
-      <w:proofErr w:type="spellStart"/>
-      <w:r>
-        <w:rPr>
-          <w:rFonts w:ascii="Times New Roman" w:eastAsia="Times New Roman" w:hAnsi="Times New Roman"/>
-          <w:sz w:val="28"/>
-          <w:szCs w:val="28"/>
-          <w:lang w:eastAsia="ru-RU"/>
-        </w:rPr>
-        <w:t>фреймворка</w:t>
-      </w:r>
-      <w:proofErr w:type="spellEnd"/>
-      <w:r>
-        <w:rPr>
-          <w:rFonts w:ascii="Times New Roman" w:eastAsia="Times New Roman" w:hAnsi="Times New Roman"/>
-          <w:sz w:val="28"/>
-          <w:szCs w:val="28"/>
-          <w:lang w:eastAsia="ru-RU"/>
-        </w:rPr>
-        <w:t xml:space="preserve"> </w:t>
-      </w:r>
-      <w:proofErr w:type="spellStart"/>
-      <w:r>
-        <w:rPr>
-          <w:rFonts w:ascii="Times New Roman" w:eastAsia="Times New Roman" w:hAnsi="Times New Roman"/>
-          <w:sz w:val="28"/>
-          <w:szCs w:val="28"/>
-          <w:lang w:eastAsia="ru-RU"/>
-        </w:rPr>
-        <w:t>Flutter</w:t>
-      </w:r>
-      <w:proofErr w:type="spellEnd"/>
-      <w:r>
-        <w:rPr>
-          <w:rFonts w:ascii="Times New Roman" w:eastAsia="Times New Roman" w:hAnsi="Times New Roman"/>
-          <w:sz w:val="28"/>
-          <w:szCs w:val="28"/>
-          <w:lang w:eastAsia="ru-RU"/>
-        </w:rPr>
-        <w:t>. Включает:</w:t>
+        <w:t>Реализуется на языке Dart с использованием фреймворка Flutter. Включает:</w:t>
       </w:r>
     </w:p>
     <w:p>
@@ -4872,12 +4972,19 @@
           <w:rFonts w:ascii="Times New Roman" w:eastAsia="Times New Roman" w:hAnsi="Times New Roman"/>
           <w:sz w:val="28"/>
           <w:szCs w:val="28"/>
+          <w:lang w:eastAsia="ru-RU"/>
+        </w:rPr>
+        <w:t xml:space="preserve"> </w:t>
+      </w:r>
+      <w:r>
+        <w:rPr>
+          <w:rFonts w:ascii="Times New Roman" w:eastAsia="Times New Roman" w:hAnsi="Times New Roman"/>
+          <w:sz w:val="28"/>
+          <w:szCs w:val="28"/>
           <w:lang w:val="en-US" w:eastAsia="ru-RU"/>
         </w:rPr>
-        <w:t xml:space="preserve"> Firebase</w:t>
-      </w:r>
-      <w:bookmarkStart w:id="10" w:name="_GoBack"/>
-      <w:bookmarkEnd w:id="10"/>
+        <w:t>Firebase</w:t>
+      </w:r>
       <w:r>
         <w:rPr>
           <w:rFonts w:ascii="Times New Roman" w:eastAsia="Times New Roman" w:hAnsi="Times New Roman"/>
@@ -4909,27 +5016,7 @@
           <w:szCs w:val="28"/>
           <w:lang w:eastAsia="ru-RU"/>
         </w:rPr>
-        <w:t>таблицу студентов (</w:t>
-      </w:r>
-      <w:proofErr w:type="spellStart"/>
-      <w:r>
-        <w:rPr>
-          <w:rFonts w:ascii="Times New Roman" w:eastAsia="Times New Roman" w:hAnsi="Times New Roman"/>
-          <w:sz w:val="28"/>
-          <w:szCs w:val="28"/>
-          <w:lang w:eastAsia="ru-RU"/>
-        </w:rPr>
-        <w:t>id</w:t>
-      </w:r>
-      <w:proofErr w:type="spellEnd"/>
-      <w:r>
-        <w:rPr>
-          <w:rFonts w:ascii="Times New Roman" w:eastAsia="Times New Roman" w:hAnsi="Times New Roman"/>
-          <w:sz w:val="28"/>
-          <w:szCs w:val="28"/>
-          <w:lang w:eastAsia="ru-RU"/>
-        </w:rPr>
-        <w:t>, имя, фамилия, курс, группа);</w:t>
+        <w:t>таблицу студентов (id, имя, фамилия, курс, группа);</w:t>
       </w:r>
     </w:p>
     <w:p>
@@ -4953,27 +5040,7 @@
           <w:szCs w:val="28"/>
           <w:lang w:eastAsia="ru-RU"/>
         </w:rPr>
-        <w:t>таблицу предметов (</w:t>
-      </w:r>
-      <w:proofErr w:type="spellStart"/>
-      <w:r>
-        <w:rPr>
-          <w:rFonts w:ascii="Times New Roman" w:eastAsia="Times New Roman" w:hAnsi="Times New Roman"/>
-          <w:sz w:val="28"/>
-          <w:szCs w:val="28"/>
-          <w:lang w:eastAsia="ru-RU"/>
-        </w:rPr>
-        <w:t>id</w:t>
-      </w:r>
-      <w:proofErr w:type="spellEnd"/>
-      <w:r>
-        <w:rPr>
-          <w:rFonts w:ascii="Times New Roman" w:eastAsia="Times New Roman" w:hAnsi="Times New Roman"/>
-          <w:sz w:val="28"/>
-          <w:szCs w:val="28"/>
-          <w:lang w:eastAsia="ru-RU"/>
-        </w:rPr>
-        <w:t>, название, преподаватель);</w:t>
+        <w:t>таблицу предметов (id, название, преподаватель);</w:t>
       </w:r>
     </w:p>
     <w:p>
@@ -4997,27 +5064,7 @@
           <w:szCs w:val="28"/>
           <w:lang w:eastAsia="ru-RU"/>
         </w:rPr>
-        <w:t>таблицу оценок (</w:t>
-      </w:r>
-      <w:proofErr w:type="spellStart"/>
-      <w:r>
-        <w:rPr>
-          <w:rFonts w:ascii="Times New Roman" w:eastAsia="Times New Roman" w:hAnsi="Times New Roman"/>
-          <w:sz w:val="28"/>
-          <w:szCs w:val="28"/>
-          <w:lang w:eastAsia="ru-RU"/>
-        </w:rPr>
-        <w:t>id</w:t>
-      </w:r>
-      <w:proofErr w:type="spellEnd"/>
-      <w:r>
-        <w:rPr>
-          <w:rFonts w:ascii="Times New Roman" w:eastAsia="Times New Roman" w:hAnsi="Times New Roman"/>
-          <w:sz w:val="28"/>
-          <w:szCs w:val="28"/>
-          <w:lang w:eastAsia="ru-RU"/>
-        </w:rPr>
-        <w:t>, студент, предмет, оценка, дата);</w:t>
+        <w:t>таблицу оценок (id, студент, предмет, оценка, дата);</w:t>
       </w:r>
     </w:p>
     <w:p>
@@ -5041,27 +5088,7 @@
           <w:szCs w:val="28"/>
           <w:lang w:eastAsia="ru-RU"/>
         </w:rPr>
-        <w:t>таблицу посещаемости (</w:t>
-      </w:r>
-      <w:proofErr w:type="spellStart"/>
-      <w:r>
-        <w:rPr>
-          <w:rFonts w:ascii="Times New Roman" w:eastAsia="Times New Roman" w:hAnsi="Times New Roman"/>
-          <w:sz w:val="28"/>
-          <w:szCs w:val="28"/>
-          <w:lang w:eastAsia="ru-RU"/>
-        </w:rPr>
-        <w:t>id</w:t>
-      </w:r>
-      <w:proofErr w:type="spellEnd"/>
-      <w:r>
-        <w:rPr>
-          <w:rFonts w:ascii="Times New Roman" w:eastAsia="Times New Roman" w:hAnsi="Times New Roman"/>
-          <w:sz w:val="28"/>
-          <w:szCs w:val="28"/>
-          <w:lang w:eastAsia="ru-RU"/>
-        </w:rPr>
-        <w:t>, студент, дата, статус);</w:t>
+        <w:t>таблицу посещаемости (id, студент, дата, статус);</w:t>
       </w:r>
     </w:p>
     <w:p>
@@ -5193,39 +5220,8 @@
           <w:szCs w:val="28"/>
           <w:lang w:eastAsia="ru-RU"/>
         </w:rPr>
-        <w:t xml:space="preserve"> (C++, </w:t>
-      </w:r>
-      <w:proofErr w:type="spellStart"/>
-      <w:r>
-        <w:rPr>
-          <w:rFonts w:ascii="Times New Roman" w:eastAsia="Times New Roman" w:hAnsi="Times New Roman"/>
-          <w:sz w:val="28"/>
-          <w:szCs w:val="28"/>
-          <w:lang w:eastAsia="ru-RU"/>
-        </w:rPr>
-        <w:t>Dart</w:t>
-      </w:r>
-      <w:proofErr w:type="spellEnd"/>
-      <w:r>
-        <w:rPr>
-          <w:rFonts w:ascii="Times New Roman" w:eastAsia="Times New Roman" w:hAnsi="Times New Roman"/>
-          <w:sz w:val="28"/>
-          <w:szCs w:val="28"/>
-          <w:lang w:eastAsia="ru-RU"/>
-        </w:rPr>
-        <w:t xml:space="preserve">, </w:t>
-      </w:r>
-      <w:proofErr w:type="spellStart"/>
-      <w:r>
-        <w:rPr>
-          <w:rFonts w:ascii="Times New Roman" w:eastAsia="Times New Roman" w:hAnsi="Times New Roman"/>
-          <w:sz w:val="28"/>
-          <w:szCs w:val="28"/>
-          <w:lang w:eastAsia="ru-RU"/>
-        </w:rPr>
-        <w:t>Flutter</w:t>
-      </w:r>
-      <w:proofErr w:type="spellEnd"/>
+        <w:t> (C++, Dart, Flutter</w:t>
+      </w:r>
       <w:r>
         <w:rPr>
           <w:rFonts w:ascii="Times New Roman" w:eastAsia="Times New Roman" w:hAnsi="Times New Roman"/>
@@ -5275,25 +5271,21 @@
     </w:p>
     <w:p>
       <w:pPr>
-        <w:spacing w:before="360" w:after="360"/>
-        <w:rPr>
-          <w:rFonts w:ascii="Times New Roman" w:eastAsia="Times New Roman" w:hAnsi="Times New Roman"/>
-          <w:b/>
-          <w:sz w:val="28"/>
-          <w:szCs w:val="28"/>
-          <w:lang w:eastAsia="ru-RU"/>
-        </w:rPr>
-      </w:pPr>
-      <w:r>
-        <w:rPr>
-          <w:rFonts w:ascii="Times New Roman" w:eastAsia="Times New Roman" w:hAnsi="Times New Roman"/>
-          <w:b/>
-          <w:sz w:val="28"/>
-          <w:szCs w:val="28"/>
+        <w:pStyle w:val="1"/>
+        <w:rPr>
+          <w:rFonts w:eastAsia="Times New Roman"/>
+          <w:lang w:eastAsia="ru-RU"/>
+        </w:rPr>
+      </w:pPr>
+      <w:bookmarkStart w:id="10" w:name="_Toc232722169"/>
+      <w:r>
+        <w:rPr>
+          <w:rFonts w:eastAsia="Times New Roman"/>
           <w:lang w:eastAsia="ru-RU"/>
         </w:rPr>
         <w:t>3. Проектирование ПП</w:t>
       </w:r>
+      <w:bookmarkEnd w:id="10"/>
     </w:p>
     <w:p>
       <w:pPr>
@@ -5374,29 +5366,8 @@
           <w:szCs w:val="28"/>
           <w:lang w:eastAsia="ru-RU"/>
         </w:rPr>
-        <w:t xml:space="preserve">Первым пунктом проектирования является </w:t>
-      </w:r>
-      <w:proofErr w:type="spellStart"/>
-      <w:r>
-        <w:rPr>
-          <w:rFonts w:ascii="Times New Roman" w:eastAsia="Times New Roman" w:hAnsi="Times New Roman"/>
-          <w:sz w:val="28"/>
-          <w:szCs w:val="28"/>
-          <w:lang w:eastAsia="ru-RU"/>
-        </w:rPr>
-        <w:t>Uses</w:t>
-      </w:r>
-      <w:proofErr w:type="spellEnd"/>
-      <w:r>
-        <w:rPr>
-          <w:rFonts w:ascii="Times New Roman" w:eastAsia="Times New Roman" w:hAnsi="Times New Roman"/>
-          <w:sz w:val="28"/>
-          <w:szCs w:val="28"/>
-          <w:lang w:eastAsia="ru-RU"/>
-        </w:rPr>
-        <w:t xml:space="preserve"> CASE диаграмма. </w:t>
-      </w:r>
-      <w:proofErr w:type="spellStart"/>
+        <w:t xml:space="preserve">Первым пунктом проектирования является Uses CASE диаграмма. </w:t>
+      </w:r>
       <w:r>
         <w:rPr>
           <w:rFonts w:ascii="Times New Roman" w:eastAsia="Times New Roman" w:hAnsi="Times New Roman"/>
@@ -5405,47 +5376,16 @@
           <w:szCs w:val="28"/>
           <w:lang w:eastAsia="ru-RU"/>
         </w:rPr>
-        <w:t>Uses</w:t>
-      </w:r>
-      <w:proofErr w:type="spellEnd"/>
-      <w:r>
-        <w:rPr>
-          <w:rFonts w:ascii="Times New Roman" w:eastAsia="Times New Roman" w:hAnsi="Times New Roman"/>
-          <w:b/>
-          <w:sz w:val="28"/>
-          <w:szCs w:val="28"/>
-          <w:lang w:eastAsia="ru-RU"/>
-        </w:rPr>
-        <w:t xml:space="preserve"> CASE </w:t>
-      </w:r>
-      <w:r>
-        <w:rPr>
-          <w:rFonts w:ascii="Times New Roman" w:eastAsia="Times New Roman" w:hAnsi="Times New Roman"/>
-          <w:sz w:val="28"/>
-          <w:szCs w:val="28"/>
-          <w:lang w:eastAsia="ru-RU"/>
-        </w:rPr>
-        <w:t xml:space="preserve">— это описание последовательности действий, которые выполняют система и актер для достижения определенной цели. </w:t>
-      </w:r>
-      <w:proofErr w:type="spellStart"/>
-      <w:r>
-        <w:rPr>
-          <w:rFonts w:ascii="Times New Roman" w:eastAsia="Times New Roman" w:hAnsi="Times New Roman"/>
-          <w:sz w:val="28"/>
-          <w:szCs w:val="28"/>
-          <w:lang w:eastAsia="ru-RU"/>
-        </w:rPr>
-        <w:t>Uses</w:t>
-      </w:r>
-      <w:proofErr w:type="spellEnd"/>
-      <w:r>
-        <w:rPr>
-          <w:rFonts w:ascii="Times New Roman" w:eastAsia="Times New Roman" w:hAnsi="Times New Roman"/>
-          <w:sz w:val="28"/>
-          <w:szCs w:val="28"/>
-          <w:lang w:eastAsia="ru-RU"/>
-        </w:rPr>
-        <w:t xml:space="preserve"> CASE описывает взаимодействие актера с системой в рамках определенной задачи или сценария. Он включает в себя описание актеров, их целей, основных событий и последовательности действий, которые происходят в процессе использования системы.</w:t>
+        <w:t xml:space="preserve">Uses CASE </w:t>
+      </w:r>
+      <w:r>
+        <w:rPr>
+          <w:rFonts w:ascii="Times New Roman" w:eastAsia="Times New Roman" w:hAnsi="Times New Roman"/>
+          <w:sz w:val="28"/>
+          <w:szCs w:val="28"/>
+          <w:lang w:eastAsia="ru-RU"/>
+        </w:rPr>
+        <w:t>— это описание последовательности действий, которые выполняют система и актер для достижения определенной цели. Uses CASE описывает взаимодействие актера с системой в рамках определенной задачи или сценария. Он включает в себя описание актеров, их целей, основных событий и последовательности действий, которые происходят в процессе использования системы.</w:t>
       </w:r>
     </w:p>
     <w:p>
@@ -5694,7 +5634,7 @@
           <w:lang w:eastAsia="ru-RU"/>
         </w:rPr>
         <w:drawing>
-          <wp:inline distT="0" distB="0" distL="0" distR="0" wp14:anchorId="26CE8878" wp14:editId="11F47B0C">
+          <wp:inline distT="0" distB="0" distL="0" distR="0" wp14:anchorId="2618187E" wp14:editId="057058A5">
             <wp:extent cx="4963369" cy="3228975"/>
             <wp:effectExtent l="0" t="0" r="8890" b="0"/>
             <wp:docPr id="1" name="Рисунок 1"/>
@@ -5917,7 +5857,7 @@
           <w:lang w:eastAsia="ru-RU"/>
         </w:rPr>
         <w:drawing>
-          <wp:inline distT="0" distB="0" distL="0" distR="0" wp14:anchorId="65C75100" wp14:editId="504DCCFB">
+          <wp:inline distT="0" distB="0" distL="0" distR="0" wp14:anchorId="42056544" wp14:editId="640ACBCD">
             <wp:extent cx="2810267" cy="6773220"/>
             <wp:effectExtent l="0" t="0" r="9525" b="8890"/>
             <wp:docPr id="2" name="Рисунок 2"/>
@@ -6053,73 +5993,7 @@
           <w:szCs w:val="28"/>
           <w:lang w:eastAsia="ru-RU"/>
         </w:rPr>
-        <w:t>Диаграмма классов базы данных (</w:t>
-      </w:r>
-      <w:proofErr w:type="spellStart"/>
-      <w:r>
-        <w:rPr>
-          <w:rFonts w:ascii="Times New Roman" w:eastAsia="Times New Roman" w:hAnsi="Times New Roman"/>
-          <w:bCs/>
-          <w:sz w:val="28"/>
-          <w:szCs w:val="28"/>
-          <w:lang w:eastAsia="ru-RU"/>
-        </w:rPr>
-        <w:t>database</w:t>
-      </w:r>
-      <w:proofErr w:type="spellEnd"/>
-      <w:r>
-        <w:rPr>
-          <w:rFonts w:ascii="Times New Roman" w:eastAsia="Times New Roman" w:hAnsi="Times New Roman"/>
-          <w:bCs/>
-          <w:sz w:val="28"/>
-          <w:szCs w:val="28"/>
-          <w:lang w:eastAsia="ru-RU"/>
-        </w:rPr>
-        <w:t xml:space="preserve"> </w:t>
-      </w:r>
-      <w:proofErr w:type="spellStart"/>
-      <w:r>
-        <w:rPr>
-          <w:rFonts w:ascii="Times New Roman" w:eastAsia="Times New Roman" w:hAnsi="Times New Roman"/>
-          <w:bCs/>
-          <w:sz w:val="28"/>
-          <w:szCs w:val="28"/>
-          <w:lang w:eastAsia="ru-RU"/>
-        </w:rPr>
-        <w:t>class</w:t>
-      </w:r>
-      <w:proofErr w:type="spellEnd"/>
-      <w:r>
-        <w:rPr>
-          <w:rFonts w:ascii="Times New Roman" w:eastAsia="Times New Roman" w:hAnsi="Times New Roman"/>
-          <w:bCs/>
-          <w:sz w:val="28"/>
-          <w:szCs w:val="28"/>
-          <w:lang w:eastAsia="ru-RU"/>
-        </w:rPr>
-        <w:t xml:space="preserve"> </w:t>
-      </w:r>
-      <w:proofErr w:type="spellStart"/>
-      <w:r>
-        <w:rPr>
-          <w:rFonts w:ascii="Times New Roman" w:eastAsia="Times New Roman" w:hAnsi="Times New Roman"/>
-          <w:bCs/>
-          <w:sz w:val="28"/>
-          <w:szCs w:val="28"/>
-          <w:lang w:eastAsia="ru-RU"/>
-        </w:rPr>
-        <w:t>diagram</w:t>
-      </w:r>
-      <w:proofErr w:type="spellEnd"/>
-      <w:r>
-        <w:rPr>
-          <w:rFonts w:ascii="Times New Roman" w:eastAsia="Times New Roman" w:hAnsi="Times New Roman"/>
-          <w:bCs/>
-          <w:sz w:val="28"/>
-          <w:szCs w:val="28"/>
-          <w:lang w:eastAsia="ru-RU"/>
-        </w:rPr>
-        <w:t>) – это графическое представление структуры данных, включая таблицы, атрибуты и связи между ними. Она описывает логическую структуру данных и служит для визуализации и организации элементов базы данных. С помощью диаграммы классов можно определить сущности, атрибуты и отношения между ними, что помогает разработчикам и администраторам баз данных понять структуру данных и взаимодействовать с ней.</w:t>
+        <w:t>Диаграмма классов базы данных (database class diagram) – это графическое представление структуры данных, включая таблицы, атрибуты и связи между ними. Она описывает логическую структуру данных и служит для визуализации и организации элементов базы данных. С помощью диаграммы классов можно определить сущности, атрибуты и отношения между ними, что помогает разработчикам и администраторам баз данных понять структуру данных и взаимодействовать с ней.</w:t>
       </w:r>
     </w:p>
     <w:p>
@@ -6145,7 +6019,7 @@
         </w:rPr>
         <w:lastRenderedPageBreak/>
         <w:drawing>
-          <wp:inline distT="0" distB="0" distL="0" distR="0" wp14:anchorId="5E16E2C8" wp14:editId="24A35C9A">
+          <wp:inline distT="0" distB="0" distL="0" distR="0" wp14:anchorId="0D39591C" wp14:editId="6C1C2E48">
             <wp:extent cx="5363323" cy="6554115"/>
             <wp:effectExtent l="0" t="0" r="8890" b="0"/>
             <wp:docPr id="3" name="Рисунок 3"/>
@@ -6243,7 +6117,58 @@
     <w:p>
       <w:pPr>
         <w:spacing w:before="100" w:beforeAutospacing="1" w:after="100" w:afterAutospacing="1" w:line="360" w:lineRule="auto"/>
-        <w:ind w:firstLine="142"/>
+        <w:ind w:firstLine="708"/>
+        <w:rPr>
+          <w:color w:val="000000"/>
+          <w:sz w:val="28"/>
+          <w:szCs w:val="28"/>
+        </w:rPr>
+      </w:pPr>
+      <w:r>
+        <w:rPr>
+          <w:color w:val="000000"/>
+          <w:sz w:val="28"/>
+          <w:szCs w:val="28"/>
+        </w:rPr>
+        <w:t xml:space="preserve">Проектирование интерфейса программного продукта – это процесс создания эффективных и удобных взаимодействий между пользователем и программным обеспечением. Этап проектирования интерфейса включает в себя определение задач пользователя, анализ его потребностей и </w:t>
+      </w:r>
+      <w:r>
+        <w:rPr>
+          <w:color w:val="000000"/>
+          <w:sz w:val="28"/>
+          <w:szCs w:val="28"/>
+        </w:rPr>
+        <w:lastRenderedPageBreak/>
+        <w:t>ограничений, а также разработку структуры и компонентов интерфейса, которые позволят пользователю легко и быстро выполнять свои задачи.</w:t>
+      </w:r>
+    </w:p>
+    <w:p>
+      <w:pPr>
+        <w:spacing w:before="100" w:beforeAutospacing="1" w:after="100" w:afterAutospacing="1" w:line="360" w:lineRule="auto"/>
+        <w:ind w:firstLine="708"/>
+        <w:rPr>
+          <w:color w:val="000000"/>
+          <w:sz w:val="28"/>
+          <w:szCs w:val="28"/>
+        </w:rPr>
+      </w:pPr>
+      <w:r>
+        <w:rPr>
+          <w:color w:val="000000"/>
+          <w:sz w:val="28"/>
+          <w:szCs w:val="28"/>
+        </w:rPr>
+        <w:t>Основные экраны приложения:</w:t>
+      </w:r>
+    </w:p>
+    <w:p>
+      <w:pPr>
+        <w:pStyle w:val="af7"/>
+        <w:numPr>
+          <w:ilvl w:val="0"/>
+          <w:numId w:val="10"/>
+        </w:numPr>
+        <w:spacing w:before="100" w:beforeAutospacing="1" w:after="100" w:afterAutospacing="1" w:line="360" w:lineRule="auto"/>
         <w:rPr>
           <w:rFonts w:ascii="Times New Roman" w:eastAsia="Times New Roman" w:hAnsi="Times New Roman"/>
           <w:b/>
@@ -6255,11 +6180,288 @@
       </w:pPr>
       <w:r>
         <w:rPr>
+          <w:rFonts w:ascii="Times New Roman" w:eastAsia="Times New Roman" w:hAnsi="Times New Roman"/>
+          <w:bCs/>
+          <w:sz w:val="28"/>
+          <w:szCs w:val="28"/>
+          <w:lang w:eastAsia="ru-RU"/>
+        </w:rPr>
+        <w:t>Экран авторизации</w:t>
+      </w:r>
+      <w:r>
+        <w:rPr>
+          <w:rFonts w:ascii="Times New Roman" w:eastAsia="Times New Roman" w:hAnsi="Times New Roman"/>
+          <w:bCs/>
+          <w:sz w:val="28"/>
+          <w:szCs w:val="28"/>
+          <w:lang w:val="en-US" w:eastAsia="ru-RU"/>
+        </w:rPr>
+        <w:t>;</w:t>
+      </w:r>
+    </w:p>
+    <w:p>
+      <w:pPr>
+        <w:pStyle w:val="af7"/>
+        <w:numPr>
+          <w:ilvl w:val="0"/>
+          <w:numId w:val="10"/>
+        </w:numPr>
+        <w:spacing w:before="100" w:beforeAutospacing="1" w:after="100" w:afterAutospacing="1" w:line="360" w:lineRule="auto"/>
+        <w:rPr>
+          <w:rFonts w:ascii="Times New Roman" w:eastAsia="Times New Roman" w:hAnsi="Times New Roman"/>
+          <w:b/>
+          <w:bCs/>
+          <w:sz w:val="28"/>
+          <w:szCs w:val="28"/>
+          <w:lang w:eastAsia="ru-RU"/>
+        </w:rPr>
+      </w:pPr>
+      <w:r>
+        <w:rPr>
+          <w:rFonts w:ascii="Times New Roman" w:eastAsia="Times New Roman" w:hAnsi="Times New Roman"/>
+          <w:bCs/>
+          <w:sz w:val="28"/>
+          <w:szCs w:val="28"/>
+          <w:lang w:eastAsia="ru-RU"/>
+        </w:rPr>
+        <w:t>Главный экран администратора</w:t>
+      </w:r>
+      <w:r>
+        <w:rPr>
+          <w:rFonts w:ascii="Times New Roman" w:eastAsia="Times New Roman" w:hAnsi="Times New Roman"/>
+          <w:bCs/>
+          <w:sz w:val="28"/>
+          <w:szCs w:val="28"/>
+          <w:lang w:val="en-US" w:eastAsia="ru-RU"/>
+        </w:rPr>
+        <w:t>;</w:t>
+      </w:r>
+    </w:p>
+    <w:p>
+      <w:pPr>
+        <w:pStyle w:val="af7"/>
+        <w:numPr>
+          <w:ilvl w:val="0"/>
+          <w:numId w:val="10"/>
+        </w:numPr>
+        <w:spacing w:before="100" w:beforeAutospacing="1" w:after="100" w:afterAutospacing="1" w:line="360" w:lineRule="auto"/>
+        <w:rPr>
+          <w:rFonts w:ascii="Times New Roman" w:eastAsia="Times New Roman" w:hAnsi="Times New Roman"/>
+          <w:b/>
+          <w:bCs/>
+          <w:sz w:val="28"/>
+          <w:szCs w:val="28"/>
+          <w:lang w:eastAsia="ru-RU"/>
+        </w:rPr>
+      </w:pPr>
+      <w:r>
+        <w:rPr>
+          <w:rFonts w:ascii="Times New Roman" w:eastAsia="Times New Roman" w:hAnsi="Times New Roman"/>
+          <w:bCs/>
+          <w:sz w:val="28"/>
+          <w:szCs w:val="28"/>
+          <w:lang w:eastAsia="ru-RU"/>
+        </w:rPr>
+        <w:t>Экран студента</w:t>
+      </w:r>
+      <w:r>
+        <w:rPr>
+          <w:rFonts w:ascii="Times New Roman" w:eastAsia="Times New Roman" w:hAnsi="Times New Roman"/>
+          <w:bCs/>
+          <w:sz w:val="28"/>
+          <w:szCs w:val="28"/>
+          <w:lang w:val="en-US" w:eastAsia="ru-RU"/>
+        </w:rPr>
+        <w:t>;</w:t>
+      </w:r>
+    </w:p>
+    <w:p>
+      <w:pPr>
+        <w:pStyle w:val="af7"/>
+        <w:numPr>
+          <w:ilvl w:val="0"/>
+          <w:numId w:val="10"/>
+        </w:numPr>
+        <w:spacing w:before="100" w:beforeAutospacing="1" w:after="100" w:afterAutospacing="1" w:line="360" w:lineRule="auto"/>
+        <w:rPr>
+          <w:rFonts w:ascii="Times New Roman" w:eastAsia="Times New Roman" w:hAnsi="Times New Roman"/>
+          <w:b/>
+          <w:bCs/>
+          <w:sz w:val="28"/>
+          <w:szCs w:val="28"/>
+          <w:lang w:eastAsia="ru-RU"/>
+        </w:rPr>
+      </w:pPr>
+      <w:r>
+        <w:rPr>
+          <w:rFonts w:ascii="Times New Roman" w:eastAsia="Times New Roman" w:hAnsi="Times New Roman"/>
+          <w:bCs/>
+          <w:sz w:val="28"/>
+          <w:szCs w:val="28"/>
+          <w:lang w:eastAsia="ru-RU"/>
+        </w:rPr>
+        <w:t>Экран расписания</w:t>
+      </w:r>
+      <w:r>
+        <w:rPr>
+          <w:rFonts w:ascii="Times New Roman" w:eastAsia="Times New Roman" w:hAnsi="Times New Roman"/>
+          <w:bCs/>
+          <w:sz w:val="28"/>
+          <w:szCs w:val="28"/>
+          <w:lang w:val="en-US" w:eastAsia="ru-RU"/>
+        </w:rPr>
+        <w:t>;</w:t>
+      </w:r>
+    </w:p>
+    <w:p>
+      <w:pPr>
+        <w:pStyle w:val="af7"/>
+        <w:numPr>
+          <w:ilvl w:val="0"/>
+          <w:numId w:val="10"/>
+        </w:numPr>
+        <w:spacing w:before="100" w:beforeAutospacing="1" w:after="100" w:afterAutospacing="1" w:line="360" w:lineRule="auto"/>
+        <w:rPr>
+          <w:rFonts w:ascii="Times New Roman" w:eastAsia="Times New Roman" w:hAnsi="Times New Roman"/>
+          <w:b/>
+          <w:bCs/>
+          <w:sz w:val="28"/>
+          <w:szCs w:val="28"/>
+          <w:lang w:eastAsia="ru-RU"/>
+        </w:rPr>
+      </w:pPr>
+      <w:r>
+        <w:rPr>
+          <w:rFonts w:ascii="Times New Roman" w:eastAsia="Times New Roman" w:hAnsi="Times New Roman"/>
+          <w:bCs/>
+          <w:sz w:val="28"/>
+          <w:szCs w:val="28"/>
+          <w:lang w:eastAsia="ru-RU"/>
+        </w:rPr>
+        <w:t>Экран предметов</w:t>
+      </w:r>
+      <w:r>
+        <w:rPr>
+          <w:rFonts w:ascii="Times New Roman" w:eastAsia="Times New Roman" w:hAnsi="Times New Roman"/>
+          <w:bCs/>
+          <w:sz w:val="28"/>
+          <w:szCs w:val="28"/>
+          <w:lang w:val="en-US" w:eastAsia="ru-RU"/>
+        </w:rPr>
+        <w:t>;</w:t>
+      </w:r>
+    </w:p>
+    <w:p>
+      <w:pPr>
+        <w:pStyle w:val="af7"/>
+        <w:numPr>
+          <w:ilvl w:val="0"/>
+          <w:numId w:val="10"/>
+        </w:numPr>
+        <w:spacing w:before="100" w:beforeAutospacing="1" w:after="100" w:afterAutospacing="1" w:line="360" w:lineRule="auto"/>
+        <w:rPr>
+          <w:rFonts w:ascii="Times New Roman" w:eastAsia="Times New Roman" w:hAnsi="Times New Roman"/>
+          <w:b/>
+          <w:bCs/>
+          <w:sz w:val="28"/>
+          <w:szCs w:val="28"/>
+          <w:lang w:eastAsia="ru-RU"/>
+        </w:rPr>
+      </w:pPr>
+      <w:r>
+        <w:rPr>
+          <w:rFonts w:ascii="Times New Roman" w:eastAsia="Times New Roman" w:hAnsi="Times New Roman"/>
+          <w:bCs/>
+          <w:sz w:val="28"/>
+          <w:szCs w:val="28"/>
+          <w:lang w:eastAsia="ru-RU"/>
+        </w:rPr>
+        <w:t>Экран преподавателя</w:t>
+      </w:r>
+      <w:r>
+        <w:rPr>
+          <w:rFonts w:ascii="Times New Roman" w:eastAsia="Times New Roman" w:hAnsi="Times New Roman"/>
+          <w:bCs/>
+          <w:sz w:val="28"/>
+          <w:szCs w:val="28"/>
+          <w:lang w:val="en-US" w:eastAsia="ru-RU"/>
+        </w:rPr>
+        <w:t>;</w:t>
+      </w:r>
+    </w:p>
+    <w:p>
+      <w:pPr>
+        <w:pStyle w:val="af7"/>
+        <w:numPr>
+          <w:ilvl w:val="0"/>
+          <w:numId w:val="10"/>
+        </w:numPr>
+        <w:spacing w:before="100" w:beforeAutospacing="1" w:after="100" w:afterAutospacing="1" w:line="360" w:lineRule="auto"/>
+        <w:rPr>
+          <w:rFonts w:ascii="Times New Roman" w:eastAsia="Times New Roman" w:hAnsi="Times New Roman"/>
+          <w:b/>
+          <w:bCs/>
+          <w:sz w:val="28"/>
+          <w:szCs w:val="28"/>
+          <w:lang w:eastAsia="ru-RU"/>
+        </w:rPr>
+      </w:pPr>
+      <w:r>
+        <w:rPr>
+          <w:rFonts w:ascii="Times New Roman" w:eastAsia="Times New Roman" w:hAnsi="Times New Roman"/>
+          <w:bCs/>
+          <w:sz w:val="28"/>
+          <w:szCs w:val="28"/>
+          <w:lang w:eastAsia="ru-RU"/>
+        </w:rPr>
+        <w:t>Экран группы</w:t>
+      </w:r>
+      <w:r>
+        <w:rPr>
+          <w:rFonts w:ascii="Times New Roman" w:eastAsia="Times New Roman" w:hAnsi="Times New Roman"/>
+          <w:bCs/>
+          <w:sz w:val="28"/>
+          <w:szCs w:val="28"/>
+          <w:lang w:val="en-US" w:eastAsia="ru-RU"/>
+        </w:rPr>
+        <w:t>;</w:t>
+      </w:r>
+    </w:p>
+    <w:p>
+      <w:pPr>
+        <w:pStyle w:val="af9"/>
+        <w:spacing w:before="0" w:beforeAutospacing="0" w:after="0" w:afterAutospacing="0"/>
+        <w:ind w:firstLine="851"/>
+        <w:jc w:val="both"/>
+        <w:rPr>
           <w:color w:val="000000"/>
           <w:sz w:val="28"/>
           <w:szCs w:val="28"/>
         </w:rPr>
-        <w:t xml:space="preserve">Проектирование интерфейса программного продукта – это процесс создания эффективных и удобных взаимодействий между пользователем и программным обеспечением. Этап проектирования интерфейса включает в себя определение задач пользователя, анализ его потребностей и </w:t>
+      </w:pPr>
+      <w:r>
+        <w:rPr>
+          <w:bCs/>
+          <w:sz w:val="28"/>
+          <w:szCs w:val="28"/>
+        </w:rPr>
+        <w:t>На рисунках 4, 5, 6</w:t>
+      </w:r>
+      <w:r>
+        <w:rPr>
+          <w:bCs/>
+          <w:sz w:val="28"/>
+          <w:szCs w:val="28"/>
+        </w:rPr>
+        <w:t>, 7</w:t>
+      </w:r>
+      <w:r>
+        <w:rPr>
+          <w:bCs/>
+          <w:sz w:val="28"/>
+          <w:szCs w:val="28"/>
+        </w:rPr>
+        <w:t xml:space="preserve"> </w:t>
       </w:r>
       <w:r>
         <w:rPr>
@@ -6267,9 +6469,857 @@
           <w:sz w:val="28"/>
           <w:szCs w:val="28"/>
         </w:rPr>
+        <w:t>представлены прототипы страниц веб-пр</w:t>
+      </w:r>
+      <w:r>
+        <w:rPr>
+          <w:color w:val="000000"/>
+          <w:sz w:val="28"/>
+          <w:szCs w:val="28"/>
+        </w:rPr>
+        <w:t>иложения «Система управления учебным процессом</w:t>
+      </w:r>
+      <w:r>
+        <w:rPr>
+          <w:color w:val="000000"/>
+          <w:sz w:val="28"/>
+          <w:szCs w:val="28"/>
+        </w:rPr>
+        <w:t>». </w:t>
+      </w:r>
+    </w:p>
+    <w:p>
+      <w:pPr>
+        <w:pStyle w:val="af9"/>
+        <w:spacing w:before="0" w:beforeAutospacing="0" w:after="0" w:afterAutospacing="0"/>
+        <w:ind w:firstLine="851"/>
+        <w:jc w:val="both"/>
+        <w:rPr>
+          <w:color w:val="000000"/>
+          <w:sz w:val="28"/>
+          <w:szCs w:val="28"/>
+        </w:rPr>
+      </w:pPr>
+    </w:p>
+    <w:p>
+      <w:pPr>
+        <w:pStyle w:val="af9"/>
+        <w:spacing w:before="0" w:beforeAutospacing="0" w:after="0" w:afterAutospacing="0"/>
+        <w:ind w:firstLine="851"/>
+        <w:jc w:val="both"/>
+      </w:pPr>
+      <w:r>
+        <w:drawing>
+          <wp:inline distT="0" distB="0" distL="0" distR="0" wp14:anchorId="10287952" wp14:editId="7BC2E752">
+            <wp:extent cx="5049323" cy="4238625"/>
+            <wp:effectExtent l="0" t="0" r="0" b="0"/>
+            <wp:docPr id="4" name="Рисунок 4"/>
+            <wp:cNvGraphicFramePr>
+              <a:graphicFrameLocks xmlns:a="http://schemas.openxmlformats.org/drawingml/2006/main" noChangeAspect="1"/>
+            </wp:cNvGraphicFramePr>
+            <a:graphic xmlns:a="http://schemas.openxmlformats.org/drawingml/2006/main">
+              <a:graphicData uri="http://schemas.openxmlformats.org/drawingml/2006/picture">
+                <pic:pic xmlns:pic="http://schemas.openxmlformats.org/drawingml/2006/picture">
+                  <pic:nvPicPr>
+                    <pic:cNvPr id="1" name=""/>
+                    <pic:cNvPicPr/>
+                  </pic:nvPicPr>
+                  <pic:blipFill>
+                    <a:blip r:embed="rId12"/>
+                    <a:stretch>
+                      <a:fillRect/>
+                    </a:stretch>
+                  </pic:blipFill>
+                  <pic:spPr>
+                    <a:xfrm>
+                      <a:off x="0" y="0"/>
+                      <a:ext cx="5062926" cy="4250044"/>
+                    </a:xfrm>
+                    <a:prstGeom prst="rect">
+                      <a:avLst/>
+                    </a:prstGeom>
+                  </pic:spPr>
+                </pic:pic>
+              </a:graphicData>
+            </a:graphic>
+          </wp:inline>
+        </w:drawing>
+      </w:r>
+    </w:p>
+    <w:p>
+      <w:pPr>
+        <w:spacing w:before="100" w:beforeAutospacing="1" w:after="100" w:afterAutospacing="1" w:line="360" w:lineRule="auto"/>
+        <w:ind w:firstLine="142"/>
+        <w:jc w:val="center"/>
+        <w:rPr>
+          <w:rFonts w:ascii="Times New Roman" w:eastAsia="Times New Roman" w:hAnsi="Times New Roman"/>
+          <w:bCs/>
+          <w:sz w:val="28"/>
+          <w:szCs w:val="28"/>
+          <w:lang w:eastAsia="ru-RU"/>
+        </w:rPr>
+      </w:pPr>
+      <w:r>
+        <w:rPr>
+          <w:rFonts w:ascii="Times New Roman" w:eastAsia="Times New Roman" w:hAnsi="Times New Roman"/>
+          <w:bCs/>
+          <w:sz w:val="28"/>
+          <w:szCs w:val="28"/>
+          <w:lang w:eastAsia="ru-RU"/>
+        </w:rPr>
+        <w:t>Рисунок 4</w:t>
+      </w:r>
+      <w:r>
+        <w:rPr>
+          <w:rFonts w:ascii="Times New Roman" w:eastAsia="Times New Roman" w:hAnsi="Times New Roman"/>
+          <w:bCs/>
+          <w:sz w:val="28"/>
+          <w:szCs w:val="28"/>
+          <w:lang w:eastAsia="ru-RU"/>
+        </w:rPr>
+        <w:t xml:space="preserve"> </w:t>
+      </w:r>
+      <w:r>
+        <w:rPr>
+          <w:rFonts w:ascii="Times New Roman" w:eastAsia="Times New Roman" w:hAnsi="Times New Roman"/>
+          <w:bCs/>
+          <w:sz w:val="28"/>
+          <w:szCs w:val="28"/>
+          <w:lang w:eastAsia="ru-RU"/>
+        </w:rPr>
+        <w:t>–</w:t>
+      </w:r>
+      <w:r>
+        <w:rPr>
+          <w:rFonts w:ascii="Times New Roman" w:eastAsia="Times New Roman" w:hAnsi="Times New Roman"/>
+          <w:bCs/>
+          <w:sz w:val="28"/>
+          <w:szCs w:val="28"/>
+          <w:lang w:eastAsia="ru-RU"/>
+        </w:rPr>
+        <w:t xml:space="preserve"> </w:t>
+      </w:r>
+      <w:r>
+        <w:rPr>
+          <w:rFonts w:ascii="Times New Roman" w:eastAsia="Times New Roman" w:hAnsi="Times New Roman"/>
+          <w:bCs/>
+          <w:sz w:val="28"/>
+          <w:szCs w:val="28"/>
+          <w:lang w:eastAsia="ru-RU"/>
+        </w:rPr>
+        <w:t>Экран авторизации</w:t>
+      </w:r>
+    </w:p>
+    <w:p>
+      <w:pPr>
+        <w:spacing w:before="100" w:beforeAutospacing="1" w:after="100" w:afterAutospacing="1" w:line="360" w:lineRule="auto"/>
+        <w:ind w:firstLine="142"/>
+        <w:jc w:val="center"/>
+        <w:rPr>
+          <w:rFonts w:ascii="Times New Roman" w:eastAsia="Times New Roman" w:hAnsi="Times New Roman"/>
+          <w:bCs/>
+          <w:sz w:val="28"/>
+          <w:szCs w:val="28"/>
+          <w:lang w:val="en-US" w:eastAsia="ru-RU"/>
+        </w:rPr>
+      </w:pPr>
+      <w:r>
+        <w:rPr>
+          <w:rFonts w:ascii="Times New Roman" w:eastAsia="Times New Roman" w:hAnsi="Times New Roman"/>
+          <w:bCs/>
+          <w:sz w:val="28"/>
+          <w:szCs w:val="28"/>
+          <w:lang w:val="en-US" w:eastAsia="ru-RU"/>
+        </w:rPr>
         <w:lastRenderedPageBreak/>
-        <w:t>ограничений, а также разработку структуры и компонентов интерфейса, которые позволят пользователю легко и быстро выполнять свои задачи.</w:t>
-      </w:r>
+        <w:drawing>
+          <wp:inline distT="0" distB="0" distL="0" distR="0" wp14:anchorId="7F313F41" wp14:editId="1F54943B">
+            <wp:extent cx="5940425" cy="4877435"/>
+            <wp:effectExtent l="0" t="0" r="3175" b="0"/>
+            <wp:docPr id="5" name="Рисунок 5"/>
+            <wp:cNvGraphicFramePr>
+              <a:graphicFrameLocks xmlns:a="http://schemas.openxmlformats.org/drawingml/2006/main" noChangeAspect="1"/>
+            </wp:cNvGraphicFramePr>
+            <a:graphic xmlns:a="http://schemas.openxmlformats.org/drawingml/2006/main">
+              <a:graphicData uri="http://schemas.openxmlformats.org/drawingml/2006/picture">
+                <pic:pic xmlns:pic="http://schemas.openxmlformats.org/drawingml/2006/picture">
+                  <pic:nvPicPr>
+                    <pic:cNvPr id="1" name=""/>
+                    <pic:cNvPicPr/>
+                  </pic:nvPicPr>
+                  <pic:blipFill>
+                    <a:blip r:embed="rId13"/>
+                    <a:stretch>
+                      <a:fillRect/>
+                    </a:stretch>
+                  </pic:blipFill>
+                  <pic:spPr>
+                    <a:xfrm>
+                      <a:off x="0" y="0"/>
+                      <a:ext cx="5940425" cy="4877435"/>
+                    </a:xfrm>
+                    <a:prstGeom prst="rect">
+                      <a:avLst/>
+                    </a:prstGeom>
+                  </pic:spPr>
+                </pic:pic>
+              </a:graphicData>
+            </a:graphic>
+          </wp:inline>
+        </w:drawing>
+      </w:r>
+    </w:p>
+    <w:p>
+      <w:pPr>
+        <w:spacing w:before="100" w:beforeAutospacing="1" w:after="100" w:afterAutospacing="1" w:line="360" w:lineRule="auto"/>
+        <w:ind w:firstLine="142"/>
+        <w:jc w:val="center"/>
+        <w:rPr>
+          <w:rFonts w:ascii="Times New Roman" w:eastAsia="Times New Roman" w:hAnsi="Times New Roman"/>
+          <w:bCs/>
+          <w:sz w:val="28"/>
+          <w:szCs w:val="28"/>
+          <w:lang w:eastAsia="ru-RU"/>
+        </w:rPr>
+      </w:pPr>
+      <w:r>
+        <w:rPr>
+          <w:rFonts w:ascii="Times New Roman" w:eastAsia="Times New Roman" w:hAnsi="Times New Roman"/>
+          <w:bCs/>
+          <w:sz w:val="28"/>
+          <w:szCs w:val="28"/>
+          <w:lang w:eastAsia="ru-RU"/>
+        </w:rPr>
+        <w:t xml:space="preserve">Рисунок </w:t>
+      </w:r>
+      <w:r>
+        <w:rPr>
+          <w:rFonts w:ascii="Times New Roman" w:eastAsia="Times New Roman" w:hAnsi="Times New Roman"/>
+          <w:bCs/>
+          <w:sz w:val="28"/>
+          <w:szCs w:val="28"/>
+          <w:lang w:val="en-US" w:eastAsia="ru-RU"/>
+        </w:rPr>
+        <w:t>5</w:t>
+      </w:r>
+      <w:r>
+        <w:rPr>
+          <w:rFonts w:ascii="Times New Roman" w:eastAsia="Times New Roman" w:hAnsi="Times New Roman"/>
+          <w:bCs/>
+          <w:sz w:val="28"/>
+          <w:szCs w:val="28"/>
+          <w:lang w:eastAsia="ru-RU"/>
+        </w:rPr>
+        <w:t xml:space="preserve"> – Экран </w:t>
+      </w:r>
+      <w:r>
+        <w:rPr>
+          <w:rFonts w:ascii="Times New Roman" w:eastAsia="Times New Roman" w:hAnsi="Times New Roman"/>
+          <w:bCs/>
+          <w:sz w:val="28"/>
+          <w:szCs w:val="28"/>
+          <w:lang w:eastAsia="ru-RU"/>
+        </w:rPr>
+        <w:t>администратора</w:t>
+      </w:r>
+    </w:p>
+    <w:p>
+      <w:pPr>
+        <w:spacing w:before="100" w:beforeAutospacing="1" w:after="100" w:afterAutospacing="1" w:line="360" w:lineRule="auto"/>
+        <w:ind w:firstLine="142"/>
+        <w:jc w:val="center"/>
+        <w:rPr>
+          <w:rFonts w:ascii="Times New Roman" w:eastAsia="Times New Roman" w:hAnsi="Times New Roman"/>
+          <w:bCs/>
+          <w:sz w:val="28"/>
+          <w:szCs w:val="28"/>
+          <w:lang w:eastAsia="ru-RU"/>
+        </w:rPr>
+      </w:pPr>
+      <w:r>
+        <w:rPr>
+          <w:rFonts w:ascii="Times New Roman" w:eastAsia="Times New Roman" w:hAnsi="Times New Roman"/>
+          <w:bCs/>
+          <w:sz w:val="28"/>
+          <w:szCs w:val="28"/>
+          <w:lang w:eastAsia="ru-RU"/>
+        </w:rPr>
+        <w:lastRenderedPageBreak/>
+        <w:drawing>
+          <wp:inline distT="0" distB="0" distL="0" distR="0" wp14:anchorId="0AC75967" wp14:editId="1CBD8037">
+            <wp:extent cx="5925377" cy="8364117"/>
+            <wp:effectExtent l="0" t="0" r="0" b="0"/>
+            <wp:docPr id="6" name="Рисунок 6"/>
+            <wp:cNvGraphicFramePr>
+              <a:graphicFrameLocks xmlns:a="http://schemas.openxmlformats.org/drawingml/2006/main" noChangeAspect="1"/>
+            </wp:cNvGraphicFramePr>
+            <a:graphic xmlns:a="http://schemas.openxmlformats.org/drawingml/2006/main">
+              <a:graphicData uri="http://schemas.openxmlformats.org/drawingml/2006/picture">
+                <pic:pic xmlns:pic="http://schemas.openxmlformats.org/drawingml/2006/picture">
+                  <pic:nvPicPr>
+                    <pic:cNvPr id="1" name=""/>
+                    <pic:cNvPicPr/>
+                  </pic:nvPicPr>
+                  <pic:blipFill>
+                    <a:blip r:embed="rId14"/>
+                    <a:stretch>
+                      <a:fillRect/>
+                    </a:stretch>
+                  </pic:blipFill>
+                  <pic:spPr>
+                    <a:xfrm>
+                      <a:off x="0" y="0"/>
+                      <a:ext cx="5925377" cy="8364117"/>
+                    </a:xfrm>
+                    <a:prstGeom prst="rect">
+                      <a:avLst/>
+                    </a:prstGeom>
+                  </pic:spPr>
+                </pic:pic>
+              </a:graphicData>
+            </a:graphic>
+          </wp:inline>
+        </w:drawing>
+      </w:r>
+    </w:p>
+    <w:p>
+      <w:pPr>
+        <w:spacing w:before="100" w:beforeAutospacing="1" w:after="100" w:afterAutospacing="1" w:line="360" w:lineRule="auto"/>
+        <w:ind w:firstLine="142"/>
+        <w:jc w:val="center"/>
+        <w:rPr>
+          <w:rFonts w:ascii="Times New Roman" w:eastAsia="Times New Roman" w:hAnsi="Times New Roman"/>
+          <w:bCs/>
+          <w:sz w:val="28"/>
+          <w:szCs w:val="28"/>
+          <w:lang w:eastAsia="ru-RU"/>
+        </w:rPr>
+      </w:pPr>
+      <w:r>
+        <w:rPr>
+          <w:rFonts w:ascii="Times New Roman" w:eastAsia="Times New Roman" w:hAnsi="Times New Roman"/>
+          <w:bCs/>
+          <w:sz w:val="28"/>
+          <w:szCs w:val="28"/>
+          <w:lang w:eastAsia="ru-RU"/>
+        </w:rPr>
+        <w:t xml:space="preserve">Рисунок </w:t>
+      </w:r>
+      <w:r>
+        <w:rPr>
+          <w:rFonts w:ascii="Times New Roman" w:eastAsia="Times New Roman" w:hAnsi="Times New Roman"/>
+          <w:bCs/>
+          <w:sz w:val="28"/>
+          <w:szCs w:val="28"/>
+          <w:lang w:eastAsia="ru-RU"/>
+        </w:rPr>
+        <w:t>6</w:t>
+      </w:r>
+      <w:r>
+        <w:rPr>
+          <w:rFonts w:ascii="Times New Roman" w:eastAsia="Times New Roman" w:hAnsi="Times New Roman"/>
+          <w:bCs/>
+          <w:sz w:val="28"/>
+          <w:szCs w:val="28"/>
+          <w:lang w:eastAsia="ru-RU"/>
+        </w:rPr>
+        <w:t xml:space="preserve"> – Экран</w:t>
+      </w:r>
+      <w:r>
+        <w:rPr>
+          <w:rFonts w:ascii="Times New Roman" w:eastAsia="Times New Roman" w:hAnsi="Times New Roman"/>
+          <w:bCs/>
+          <w:sz w:val="28"/>
+          <w:szCs w:val="28"/>
+          <w:lang w:eastAsia="ru-RU"/>
+        </w:rPr>
+        <w:t xml:space="preserve"> преподавателя</w:t>
+      </w:r>
+    </w:p>
+    <w:p>
+      <w:pPr>
+        <w:spacing w:before="100" w:beforeAutospacing="1" w:after="100" w:afterAutospacing="1" w:line="360" w:lineRule="auto"/>
+        <w:ind w:firstLine="142"/>
+        <w:jc w:val="center"/>
+        <w:rPr>
+          <w:rFonts w:ascii="Times New Roman" w:eastAsia="Times New Roman" w:hAnsi="Times New Roman"/>
+          <w:bCs/>
+          <w:sz w:val="28"/>
+          <w:szCs w:val="28"/>
+          <w:lang w:val="en-US" w:eastAsia="ru-RU"/>
+        </w:rPr>
+      </w:pPr>
+      <w:r>
+        <w:rPr>
+          <w:rFonts w:ascii="Times New Roman" w:eastAsia="Times New Roman" w:hAnsi="Times New Roman"/>
+          <w:bCs/>
+          <w:sz w:val="28"/>
+          <w:szCs w:val="28"/>
+          <w:lang w:val="en-US" w:eastAsia="ru-RU"/>
+        </w:rPr>
+        <w:lastRenderedPageBreak/>
+        <w:drawing>
+          <wp:inline distT="0" distB="0" distL="0" distR="0" wp14:anchorId="2CEC6F82" wp14:editId="057EAA8B">
+            <wp:extent cx="4933315" cy="8915400"/>
+            <wp:effectExtent l="0" t="0" r="635" b="0"/>
+            <wp:docPr id="7" name="Рисунок 7"/>
+            <wp:cNvGraphicFramePr>
+              <a:graphicFrameLocks xmlns:a="http://schemas.openxmlformats.org/drawingml/2006/main" noChangeAspect="1"/>
+            </wp:cNvGraphicFramePr>
+            <a:graphic xmlns:a="http://schemas.openxmlformats.org/drawingml/2006/main">
+              <a:graphicData uri="http://schemas.openxmlformats.org/drawingml/2006/picture">
+                <pic:pic xmlns:pic="http://schemas.openxmlformats.org/drawingml/2006/picture">
+                  <pic:nvPicPr>
+                    <pic:cNvPr id="1" name=""/>
+                    <pic:cNvPicPr/>
+                  </pic:nvPicPr>
+                  <pic:blipFill>
+                    <a:blip r:embed="rId15"/>
+                    <a:stretch>
+                      <a:fillRect/>
+                    </a:stretch>
+                  </pic:blipFill>
+                  <pic:spPr>
+                    <a:xfrm>
+                      <a:off x="0" y="0"/>
+                      <a:ext cx="4933315" cy="8915400"/>
+                    </a:xfrm>
+                    <a:prstGeom prst="rect">
+                      <a:avLst/>
+                    </a:prstGeom>
+                  </pic:spPr>
+                </pic:pic>
+              </a:graphicData>
+            </a:graphic>
+          </wp:inline>
+        </w:drawing>
+      </w:r>
+    </w:p>
+    <w:p>
+      <w:pPr>
+        <w:spacing w:before="100" w:beforeAutospacing="1" w:after="100" w:afterAutospacing="1" w:line="360" w:lineRule="auto"/>
+        <w:ind w:firstLine="142"/>
+        <w:jc w:val="center"/>
+        <w:rPr>
+          <w:rFonts w:ascii="Times New Roman" w:eastAsia="Times New Roman" w:hAnsi="Times New Roman"/>
+          <w:bCs/>
+          <w:sz w:val="28"/>
+          <w:szCs w:val="28"/>
+          <w:lang w:eastAsia="ru-RU"/>
+        </w:rPr>
+      </w:pPr>
+      <w:r>
+        <w:rPr>
+          <w:rFonts w:ascii="Times New Roman" w:eastAsia="Times New Roman" w:hAnsi="Times New Roman"/>
+          <w:bCs/>
+          <w:sz w:val="28"/>
+          <w:szCs w:val="28"/>
+          <w:lang w:eastAsia="ru-RU"/>
+        </w:rPr>
+        <w:lastRenderedPageBreak/>
+        <w:t xml:space="preserve">Рисунок </w:t>
+      </w:r>
+      <w:r>
+        <w:rPr>
+          <w:rFonts w:ascii="Times New Roman" w:eastAsia="Times New Roman" w:hAnsi="Times New Roman"/>
+          <w:bCs/>
+          <w:sz w:val="28"/>
+          <w:szCs w:val="28"/>
+          <w:lang w:eastAsia="ru-RU"/>
+        </w:rPr>
+        <w:t>7</w:t>
+      </w:r>
+      <w:r>
+        <w:rPr>
+          <w:rFonts w:ascii="Times New Roman" w:eastAsia="Times New Roman" w:hAnsi="Times New Roman"/>
+          <w:bCs/>
+          <w:sz w:val="28"/>
+          <w:szCs w:val="28"/>
+          <w:lang w:eastAsia="ru-RU"/>
+        </w:rPr>
+        <w:t xml:space="preserve"> – Экран </w:t>
+      </w:r>
+      <w:r>
+        <w:rPr>
+          <w:rFonts w:ascii="Times New Roman" w:eastAsia="Times New Roman" w:hAnsi="Times New Roman"/>
+          <w:bCs/>
+          <w:sz w:val="28"/>
+          <w:szCs w:val="28"/>
+          <w:lang w:eastAsia="ru-RU"/>
+        </w:rPr>
+        <w:t>студента</w:t>
+      </w:r>
+    </w:p>
+    <w:p>
+      <w:pPr>
+        <w:spacing w:before="100" w:beforeAutospacing="1" w:after="100" w:afterAutospacing="1" w:line="360" w:lineRule="auto"/>
+        <w:ind w:firstLine="142"/>
+        <w:rPr>
+          <w:rFonts w:ascii="Times New Roman" w:eastAsia="Times New Roman" w:hAnsi="Times New Roman"/>
+          <w:bCs/>
+          <w:sz w:val="28"/>
+          <w:szCs w:val="28"/>
+          <w:lang w:eastAsia="ru-RU"/>
+        </w:rPr>
+      </w:pPr>
+    </w:p>
+    <w:p>
+      <w:pPr>
+        <w:pStyle w:val="2"/>
+        <w:keepNext w:val="0"/>
+        <w:numPr>
+          <w:ilvl w:val="1"/>
+          <w:numId w:val="7"/>
+        </w:numPr>
+        <w:spacing w:before="360" w:after="360"/>
+        <w:ind w:left="-142" w:firstLine="513"/>
+        <w:textAlignment w:val="baseline"/>
+        <w:rPr>
+          <w:i w:val="0"/>
+          <w:color w:val="000000"/>
+        </w:rPr>
+      </w:pPr>
+      <w:bookmarkStart w:id="11" w:name="_Toc232722170"/>
+      <w:r>
+        <w:rPr>
+          <w:i w:val="0"/>
+          <w:color w:val="000000"/>
+        </w:rPr>
+        <w:t>Проектирование базы данных</w:t>
+      </w:r>
+      <w:bookmarkEnd w:id="11"/>
+    </w:p>
+    <w:p>
+      <w:pPr>
+        <w:pStyle w:val="af9"/>
+        <w:spacing w:before="0" w:beforeAutospacing="0" w:after="0" w:afterAutospacing="0"/>
+        <w:ind w:firstLine="851"/>
+        <w:jc w:val="both"/>
+      </w:pPr>
+      <w:r>
+        <w:rPr>
+          <w:color w:val="000000"/>
+          <w:sz w:val="28"/>
+          <w:szCs w:val="28"/>
+        </w:rPr>
+        <w:t>Проектирование базы данных – это процесс создания схемы базы данных, которая определяет структуру данных, их взаимосвязь и правила работы с ними. Целью проектирования базы данных является создание эффективной и удобной для использования системы хранения и обработки данных.</w:t>
+      </w:r>
+    </w:p>
+    <w:p>
+      <w:pPr>
+        <w:pStyle w:val="af9"/>
+        <w:spacing w:before="0" w:beforeAutospacing="0" w:after="0" w:afterAutospacing="0"/>
+        <w:ind w:firstLine="851"/>
+        <w:jc w:val="both"/>
+        <w:rPr>
+          <w:color w:val="000000"/>
+          <w:sz w:val="28"/>
+          <w:szCs w:val="28"/>
+        </w:rPr>
+      </w:pPr>
+      <w:r>
+        <w:rPr>
+          <w:color w:val="000000"/>
+          <w:sz w:val="28"/>
+          <w:szCs w:val="28"/>
+        </w:rPr>
+        <w:t>Инфологическая модель базы данных представляет собой описание структуры и содержания данных, а также связей между ними, на уровне абстракции, без учета конкретных особенностей реализации. Она описывает данные в терминах объектов и связей между ними, без привязки к конкретной модели данных или технологии. Инфологическая модель используется для анализа и проектирования баз данных, а также для разработки концептуального уровня архитектуры информационных систем.</w:t>
+      </w:r>
+    </w:p>
+    <w:p>
+      <w:pPr>
+        <w:pStyle w:val="af9"/>
+        <w:spacing w:before="0" w:beforeAutospacing="0" w:after="0" w:afterAutospacing="0"/>
+        <w:ind w:firstLine="851"/>
+        <w:jc w:val="both"/>
+      </w:pPr>
+      <w:r>
+        <w:rPr>
+          <w:color w:val="000000"/>
+          <w:sz w:val="28"/>
+          <w:szCs w:val="28"/>
+        </w:rPr>
+        <w:t xml:space="preserve">На рисунке </w:t>
+      </w:r>
+      <w:r>
+        <w:rPr>
+          <w:color w:val="000000"/>
+          <w:sz w:val="28"/>
+          <w:szCs w:val="28"/>
+        </w:rPr>
+        <w:t>8</w:t>
+      </w:r>
+      <w:r>
+        <w:rPr>
+          <w:color w:val="000000"/>
+          <w:sz w:val="28"/>
+          <w:szCs w:val="28"/>
+        </w:rPr>
+        <w:t xml:space="preserve"> представлена инфологическая модель базы данных для веб-приложения «Система управления учебным процессом».</w:t>
+      </w:r>
+    </w:p>
+    <w:p>
+      <w:pPr>
+        <w:jc w:val="center"/>
+      </w:pPr>
+    </w:p>
+    <w:p>
+      <w:pPr>
+        <w:jc w:val="center"/>
+      </w:pPr>
+      <w:r>
+        <w:drawing>
+          <wp:inline distT="0" distB="0" distL="0" distR="0" wp14:anchorId="677D4389" wp14:editId="65629C02">
+            <wp:extent cx="5940425" cy="4154805"/>
+            <wp:effectExtent l="0" t="0" r="3175" b="0"/>
+            <wp:docPr id="8" name="Рисунок 8"/>
+            <wp:cNvGraphicFramePr>
+              <a:graphicFrameLocks xmlns:a="http://schemas.openxmlformats.org/drawingml/2006/main" noChangeAspect="1"/>
+            </wp:cNvGraphicFramePr>
+            <a:graphic xmlns:a="http://schemas.openxmlformats.org/drawingml/2006/main">
+              <a:graphicData uri="http://schemas.openxmlformats.org/drawingml/2006/picture">
+                <pic:pic xmlns:pic="http://schemas.openxmlformats.org/drawingml/2006/picture">
+                  <pic:nvPicPr>
+                    <pic:cNvPr id="1" name=""/>
+                    <pic:cNvPicPr/>
+                  </pic:nvPicPr>
+                  <pic:blipFill>
+                    <a:blip r:embed="rId16"/>
+                    <a:stretch>
+                      <a:fillRect/>
+                    </a:stretch>
+                  </pic:blipFill>
+                  <pic:spPr>
+                    <a:xfrm>
+                      <a:off x="0" y="0"/>
+                      <a:ext cx="5940425" cy="4154805"/>
+                    </a:xfrm>
+                    <a:prstGeom prst="rect">
+                      <a:avLst/>
+                    </a:prstGeom>
+                  </pic:spPr>
+                </pic:pic>
+              </a:graphicData>
+            </a:graphic>
+          </wp:inline>
+        </w:drawing>
+      </w:r>
+    </w:p>
+    <w:p>
+      <w:pPr>
+        <w:pStyle w:val="af9"/>
+        <w:spacing w:before="240" w:beforeAutospacing="0" w:after="240" w:afterAutospacing="0"/>
+        <w:jc w:val="center"/>
+        <w:rPr>
+          <w:color w:val="000000"/>
+          <w:sz w:val="28"/>
+          <w:szCs w:val="28"/>
+        </w:rPr>
+      </w:pPr>
+      <w:r>
+        <w:rPr>
+          <w:bCs/>
+          <w:sz w:val="28"/>
+          <w:szCs w:val="28"/>
+        </w:rPr>
+        <w:t xml:space="preserve">Рисунок </w:t>
+      </w:r>
+      <w:r>
+        <w:rPr>
+          <w:bCs/>
+          <w:sz w:val="28"/>
+          <w:szCs w:val="28"/>
+          <w:lang w:val="en-US"/>
+        </w:rPr>
+        <w:t>8</w:t>
+      </w:r>
+      <w:r>
+        <w:rPr>
+          <w:bCs/>
+          <w:sz w:val="28"/>
+          <w:szCs w:val="28"/>
+        </w:rPr>
+        <w:t xml:space="preserve"> – </w:t>
+      </w:r>
+      <w:r>
+        <w:rPr>
+          <w:color w:val="000000"/>
+          <w:sz w:val="28"/>
+          <w:szCs w:val="28"/>
+        </w:rPr>
+        <w:t>Инфологическая модель базы данных</w:t>
+      </w:r>
+    </w:p>
+    <w:p>
+      <w:pPr>
+        <w:pStyle w:val="af9"/>
+        <w:spacing w:before="0" w:beforeAutospacing="0" w:after="0" w:afterAutospacing="0"/>
+        <w:ind w:firstLine="851"/>
+        <w:rPr>
+          <w:color w:val="000000"/>
+          <w:sz w:val="28"/>
+          <w:szCs w:val="28"/>
+        </w:rPr>
+      </w:pPr>
+      <w:r>
+        <w:rPr>
+          <w:color w:val="000000"/>
+          <w:sz w:val="28"/>
+          <w:szCs w:val="28"/>
+        </w:rPr>
+        <w:lastRenderedPageBreak/>
+        <w:t>ER (Entity-Relationship) модель базы данных – это графический способ описания структуры данных, который представляет собой набор сущностей (entities) и связей (relationships) между ними. ER модели используются для анализа и проектирования баз данных и помогают определить необходимые сущности, атрибуты и связи для создания эффективной и корректной базы данных.</w:t>
+      </w:r>
+    </w:p>
+    <w:p>
+      <w:pPr>
+        <w:pStyle w:val="af9"/>
+        <w:spacing w:before="0" w:beforeAutospacing="0" w:after="0" w:afterAutospacing="0"/>
+        <w:ind w:firstLine="851"/>
+      </w:pPr>
+      <w:r>
+        <w:rPr>
+          <w:color w:val="000000"/>
+          <w:sz w:val="28"/>
+          <w:szCs w:val="28"/>
+        </w:rPr>
+        <w:t xml:space="preserve">На рисунке </w:t>
+      </w:r>
+      <w:r>
+        <w:rPr>
+          <w:color w:val="000000"/>
+          <w:sz w:val="28"/>
+          <w:szCs w:val="28"/>
+        </w:rPr>
+        <w:t>9</w:t>
+      </w:r>
+      <w:r>
+        <w:rPr>
+          <w:color w:val="000000"/>
+          <w:sz w:val="28"/>
+          <w:szCs w:val="28"/>
+        </w:rPr>
+        <w:t xml:space="preserve"> представлена ER модель базы данных для веб-приложения «Подготовительные курсы». В атрибутах таблицы «students</w:t>
+      </w:r>
+      <w:bookmarkStart w:id="12" w:name="_GoBack"/>
+      <w:bookmarkEnd w:id="12"/>
+      <w:r>
+        <w:rPr>
+          <w:color w:val="000000"/>
+          <w:sz w:val="28"/>
+          <w:szCs w:val="28"/>
+        </w:rPr>
+        <w:t>» указаны персональные данные для регистрации и последующей авторизации студентов в веб-приложении. Студенты связаны с таблицей курсов как «многие ко многим», так как каждый студент может выбрать несколько курсов. Атрибуты таблицы «teachers» включают персональные данные, логин и пароль для авторизации, а также номер телефона, чтоб иметь возможность быстро с связаться с учителем. Лекции будут видны студентам после добавления соответствующих курсов, а также у студентов будет возможность скачать лекции для дальнейшего изучения. </w:t>
+      </w:r>
+    </w:p>
+    <w:p>
+      <w:pPr>
+        <w:pStyle w:val="af9"/>
+        <w:spacing w:before="0" w:beforeAutospacing="0" w:after="0" w:afterAutospacing="0"/>
+        <w:ind w:firstLine="851"/>
+        <w:jc w:val="both"/>
+      </w:pPr>
+    </w:p>
+    <w:p>
+      <w:pPr>
+        <w:pStyle w:val="af9"/>
+        <w:spacing w:before="240" w:beforeAutospacing="0" w:after="240" w:afterAutospacing="0"/>
+      </w:pPr>
+    </w:p>
+    <w:p>
+      <w:pPr>
+        <w:spacing w:before="100" w:beforeAutospacing="1" w:after="100" w:afterAutospacing="1" w:line="360" w:lineRule="auto"/>
+        <w:ind w:firstLine="142"/>
+        <w:jc w:val="center"/>
+        <w:rPr>
+          <w:rFonts w:ascii="Times New Roman" w:eastAsia="Times New Roman" w:hAnsi="Times New Roman"/>
+          <w:bCs/>
+          <w:sz w:val="28"/>
+          <w:szCs w:val="28"/>
+          <w:lang w:eastAsia="ru-RU"/>
+        </w:rPr>
+      </w:pPr>
+    </w:p>
+    <w:p>
+      <w:pPr>
+        <w:jc w:val="center"/>
+      </w:pPr>
+    </w:p>
+    <w:p/>
+    <w:p>
+      <w:pPr>
+        <w:spacing w:before="100" w:beforeAutospacing="1" w:after="100" w:afterAutospacing="1" w:line="360" w:lineRule="auto"/>
+        <w:ind w:firstLine="142"/>
+        <w:rPr>
+          <w:rFonts w:ascii="Times New Roman" w:eastAsia="Times New Roman" w:hAnsi="Times New Roman"/>
+          <w:bCs/>
+          <w:sz w:val="28"/>
+          <w:szCs w:val="28"/>
+          <w:lang w:eastAsia="ru-RU"/>
+        </w:rPr>
+      </w:pPr>
+    </w:p>
+    <w:p>
+      <w:pPr>
+        <w:spacing w:before="100" w:beforeAutospacing="1" w:after="100" w:afterAutospacing="1" w:line="360" w:lineRule="auto"/>
+        <w:ind w:firstLine="142"/>
+        <w:jc w:val="center"/>
+        <w:rPr>
+          <w:rFonts w:ascii="Times New Roman" w:eastAsia="Times New Roman" w:hAnsi="Times New Roman"/>
+          <w:bCs/>
+          <w:sz w:val="28"/>
+          <w:szCs w:val="28"/>
+          <w:lang w:eastAsia="ru-RU"/>
+        </w:rPr>
+      </w:pPr>
+    </w:p>
+    <w:p>
+      <w:pPr>
+        <w:spacing w:before="100" w:beforeAutospacing="1" w:after="100" w:afterAutospacing="1" w:line="360" w:lineRule="auto"/>
+        <w:ind w:firstLine="142"/>
+        <w:jc w:val="center"/>
+        <w:rPr>
+          <w:rFonts w:ascii="Times New Roman" w:eastAsia="Times New Roman" w:hAnsi="Times New Roman"/>
+          <w:bCs/>
+          <w:sz w:val="28"/>
+          <w:szCs w:val="28"/>
+          <w:lang w:eastAsia="ru-RU"/>
+        </w:rPr>
+      </w:pPr>
+    </w:p>
+    <w:p>
+      <w:pPr>
+        <w:spacing w:before="100" w:beforeAutospacing="1" w:after="100" w:afterAutospacing="1" w:line="360" w:lineRule="auto"/>
+        <w:ind w:firstLine="142"/>
+        <w:jc w:val="center"/>
+        <w:rPr>
+          <w:rFonts w:ascii="Times New Roman" w:eastAsia="Times New Roman" w:hAnsi="Times New Roman"/>
+          <w:bCs/>
+          <w:sz w:val="28"/>
+          <w:szCs w:val="28"/>
+          <w:lang w:eastAsia="ru-RU"/>
+        </w:rPr>
+      </w:pPr>
+    </w:p>
+    <w:p>
+      <w:pPr>
+        <w:pStyle w:val="af9"/>
+        <w:spacing w:before="0" w:beforeAutospacing="0" w:after="0" w:afterAutospacing="0"/>
+        <w:ind w:firstLine="851"/>
+        <w:jc w:val="center"/>
+      </w:pPr>
+    </w:p>
+    <w:p>
+      <w:pPr>
+        <w:spacing w:before="100" w:beforeAutospacing="1" w:after="100" w:afterAutospacing="1" w:line="360" w:lineRule="auto"/>
+        <w:rPr>
+          <w:rFonts w:ascii="Times New Roman" w:eastAsia="Times New Roman" w:hAnsi="Times New Roman"/>
+          <w:bCs/>
+          <w:sz w:val="28"/>
+          <w:szCs w:val="28"/>
+          <w:lang w:eastAsia="ru-RU"/>
+        </w:rPr>
+      </w:pPr>
     </w:p>
     <w:p>
       <w:pPr>
@@ -6308,8 +7358,8 @@
       </w:pPr>
     </w:p>
     <w:sectPr>
-      <w:footerReference w:type="default" r:id="rId12"/>
-      <w:footerReference w:type="first" r:id="rId13"/>
+      <w:footerReference w:type="default" r:id="rId17"/>
+      <w:footerReference w:type="first" r:id="rId18"/>
       <w:pgSz w:w="11906" w:h="16838"/>
       <w:pgMar w:top="1134" w:right="850" w:bottom="1134" w:left="1701" w:header="708" w:footer="708" w:gutter="0"/>
       <w:pgNumType w:start="1"/>
@@ -6370,7 +7420,7 @@
           <w:rPr>
             <w:noProof/>
           </w:rPr>
-          <w:t>14</w:t>
+          <w:t>19</w:t>
         </w:r>
         <w:r>
           <w:fldChar w:fldCharType="end"/>
@@ -7284,6 +8334,119 @@
     </w:lvl>
   </w:abstractNum>
   <w:abstractNum w:abstractNumId="6" w15:restartNumberingAfterBreak="0">
+    <w:nsid w:val="31471E71"/>
+    <w:multiLevelType w:val="hybridMultilevel"/>
+    <w:tmpl w:val="3A88C5AC"/>
+    <w:lvl w:ilvl="0" w:tplc="04190001">
+      <w:start w:val="1"/>
+      <w:numFmt w:val="bullet"/>
+      <w:lvlText w:val=""/>
+      <w:lvlJc w:val="left"/>
+      <w:pPr>
+        <w:ind w:left="1428" w:hanging="360"/>
+      </w:pPr>
+      <w:rPr>
+        <w:rFonts w:ascii="Symbol" w:hAnsi="Symbol" w:hint="default"/>
+      </w:rPr>
+    </w:lvl>
+    <w:lvl w:ilvl="1" w:tplc="04190003" w:tentative="1">
+      <w:start w:val="1"/>
+      <w:numFmt w:val="bullet"/>
+      <w:lvlText w:val="o"/>
+      <w:lvlJc w:val="left"/>
+      <w:pPr>
+        <w:ind w:left="2148" w:hanging="360"/>
+      </w:pPr>
+      <w:rPr>
+        <w:rFonts w:ascii="Courier New" w:hAnsi="Courier New" w:cs="Courier New" w:hint="default"/>
+      </w:rPr>
+    </w:lvl>
+    <w:lvl w:ilvl="2" w:tplc="04190005" w:tentative="1">
+      <w:start w:val="1"/>
+      <w:numFmt w:val="bullet"/>
+      <w:lvlText w:val=""/>
+      <w:lvlJc w:val="left"/>
+      <w:pPr>
+        <w:ind w:left="2868" w:hanging="360"/>
+      </w:pPr>
+      <w:rPr>
+        <w:rFonts w:ascii="Wingdings" w:hAnsi="Wingdings" w:hint="default"/>
+      </w:rPr>
+    </w:lvl>
+    <w:lvl w:ilvl="3" w:tplc="04190001" w:tentative="1">
+      <w:start w:val="1"/>
+      <w:numFmt w:val="bullet"/>
+      <w:lvlText w:val=""/>
+      <w:lvlJc w:val="left"/>
+      <w:pPr>
+        <w:ind w:left="3588" w:hanging="360"/>
+      </w:pPr>
+      <w:rPr>
+        <w:rFonts w:ascii="Symbol" w:hAnsi="Symbol" w:hint="default"/>
+      </w:rPr>
+    </w:lvl>
+    <w:lvl w:ilvl="4" w:tplc="04190003" w:tentative="1">
+      <w:start w:val="1"/>
+      <w:numFmt w:val="bullet"/>
+      <w:lvlText w:val="o"/>
+      <w:lvlJc w:val="left"/>
+      <w:pPr>
+        <w:ind w:left="4308" w:hanging="360"/>
+      </w:pPr>
+      <w:rPr>
+        <w:rFonts w:ascii="Courier New" w:hAnsi="Courier New" w:cs="Courier New" w:hint="default"/>
+      </w:rPr>
+    </w:lvl>
+    <w:lvl w:ilvl="5" w:tplc="04190005" w:tentative="1">
+      <w:start w:val="1"/>
+      <w:numFmt w:val="bullet"/>
+      <w:lvlText w:val=""/>
+      <w:lvlJc w:val="left"/>
+      <w:pPr>
+        <w:ind w:left="5028" w:hanging="360"/>
+      </w:pPr>
+      <w:rPr>
+        <w:rFonts w:ascii="Wingdings" w:hAnsi="Wingdings" w:hint="default"/>
+      </w:rPr>
+    </w:lvl>
+    <w:lvl w:ilvl="6" w:tplc="04190001" w:tentative="1">
+      <w:start w:val="1"/>
+      <w:numFmt w:val="bullet"/>
+      <w:lvlText w:val=""/>
+      <w:lvlJc w:val="left"/>
+      <w:pPr>
+        <w:ind w:left="5748" w:hanging="360"/>
+      </w:pPr>
+      <w:rPr>
+        <w:rFonts w:ascii="Symbol" w:hAnsi="Symbol" w:hint="default"/>
+      </w:rPr>
+    </w:lvl>
+    <w:lvl w:ilvl="7" w:tplc="04190003" w:tentative="1">
+      <w:start w:val="1"/>
+      <w:numFmt w:val="bullet"/>
+      <w:lvlText w:val="o"/>
+      <w:lvlJc w:val="left"/>
+      <w:pPr>
+        <w:ind w:left="6468" w:hanging="360"/>
+      </w:pPr>
+      <w:rPr>
+        <w:rFonts w:ascii="Courier New" w:hAnsi="Courier New" w:cs="Courier New" w:hint="default"/>
+      </w:rPr>
+    </w:lvl>
+    <w:lvl w:ilvl="8" w:tplc="04190005" w:tentative="1">
+      <w:start w:val="1"/>
+      <w:numFmt w:val="bullet"/>
+      <w:lvlText w:val=""/>
+      <w:lvlJc w:val="left"/>
+      <w:pPr>
+        <w:ind w:left="7188" w:hanging="360"/>
+      </w:pPr>
+      <w:rPr>
+        <w:rFonts w:ascii="Wingdings" w:hAnsi="Wingdings" w:hint="default"/>
+      </w:rPr>
+    </w:lvl>
+  </w:abstractNum>
+  <w:abstractNum w:abstractNumId="7" w15:restartNumberingAfterBreak="0">
     <w:nsid w:val="37847E46"/>
     <w:multiLevelType w:val="multilevel"/>
     <w:tmpl w:val="27D686E4"/>
@@ -7432,10 +8595,123 @@
       </w:rPr>
     </w:lvl>
   </w:abstractNum>
-  <w:abstractNum w:abstractNumId="7" w15:restartNumberingAfterBreak="0">
+  <w:abstractNum w:abstractNumId="8" w15:restartNumberingAfterBreak="0">
+    <w:nsid w:val="42200050"/>
+    <w:multiLevelType w:val="multilevel"/>
+    <w:tmpl w:val="545EEA3C"/>
+    <w:lvl w:ilvl="0">
+      <w:start w:val="1"/>
+      <w:numFmt w:val="decimal"/>
+      <w:lvlText w:val="%1."/>
+      <w:lvlJc w:val="left"/>
+      <w:pPr>
+        <w:tabs>
+          <w:tab w:val="num" w:pos="720"/>
+        </w:tabs>
+        <w:ind w:left="720" w:hanging="360"/>
+      </w:pPr>
+    </w:lvl>
+    <w:lvl w:ilvl="1" w:tentative="1">
+      <w:start w:val="1"/>
+      <w:numFmt w:val="decimal"/>
+      <w:lvlText w:val="%2."/>
+      <w:lvlJc w:val="left"/>
+      <w:pPr>
+        <w:tabs>
+          <w:tab w:val="num" w:pos="1440"/>
+        </w:tabs>
+        <w:ind w:left="1440" w:hanging="360"/>
+      </w:pPr>
+    </w:lvl>
+    <w:lvl w:ilvl="2" w:tentative="1">
+      <w:start w:val="1"/>
+      <w:numFmt w:val="decimal"/>
+      <w:lvlText w:val="%3."/>
+      <w:lvlJc w:val="left"/>
+      <w:pPr>
+        <w:tabs>
+          <w:tab w:val="num" w:pos="2160"/>
+        </w:tabs>
+        <w:ind w:left="2160" w:hanging="360"/>
+      </w:pPr>
+    </w:lvl>
+    <w:lvl w:ilvl="3" w:tentative="1">
+      <w:start w:val="1"/>
+      <w:numFmt w:val="decimal"/>
+      <w:lvlText w:val="%4."/>
+      <w:lvlJc w:val="left"/>
+      <w:pPr>
+        <w:tabs>
+          <w:tab w:val="num" w:pos="2880"/>
+        </w:tabs>
+        <w:ind w:left="2880" w:hanging="360"/>
+      </w:pPr>
+    </w:lvl>
+    <w:lvl w:ilvl="4" w:tentative="1">
+      <w:start w:val="1"/>
+      <w:numFmt w:val="decimal"/>
+      <w:lvlText w:val="%5."/>
+      <w:lvlJc w:val="left"/>
+      <w:pPr>
+        <w:tabs>
+          <w:tab w:val="num" w:pos="3600"/>
+        </w:tabs>
+        <w:ind w:left="3600" w:hanging="360"/>
+      </w:pPr>
+    </w:lvl>
+    <w:lvl w:ilvl="5" w:tentative="1">
+      <w:start w:val="1"/>
+      <w:numFmt w:val="decimal"/>
+      <w:lvlText w:val="%6."/>
+      <w:lvlJc w:val="left"/>
+      <w:pPr>
+        <w:tabs>
+          <w:tab w:val="num" w:pos="4320"/>
+        </w:tabs>
+        <w:ind w:left="4320" w:hanging="360"/>
+      </w:pPr>
+    </w:lvl>
+    <w:lvl w:ilvl="6" w:tentative="1">
+      <w:start w:val="1"/>
+      <w:numFmt w:val="decimal"/>
+      <w:lvlText w:val="%7."/>
+      <w:lvlJc w:val="left"/>
+      <w:pPr>
+        <w:tabs>
+          <w:tab w:val="num" w:pos="5040"/>
+        </w:tabs>
+        <w:ind w:left="5040" w:hanging="360"/>
+      </w:pPr>
+    </w:lvl>
+    <w:lvl w:ilvl="7" w:tentative="1">
+      <w:start w:val="1"/>
+      <w:numFmt w:val="decimal"/>
+      <w:lvlText w:val="%8."/>
+      <w:lvlJc w:val="left"/>
+      <w:pPr>
+        <w:tabs>
+          <w:tab w:val="num" w:pos="5760"/>
+        </w:tabs>
+        <w:ind w:left="5760" w:hanging="360"/>
+      </w:pPr>
+    </w:lvl>
+    <w:lvl w:ilvl="8" w:tentative="1">
+      <w:start w:val="1"/>
+      <w:numFmt w:val="decimal"/>
+      <w:lvlText w:val="%9."/>
+      <w:lvlJc w:val="left"/>
+      <w:pPr>
+        <w:tabs>
+          <w:tab w:val="num" w:pos="6480"/>
+        </w:tabs>
+        <w:ind w:left="6480" w:hanging="360"/>
+      </w:pPr>
+    </w:lvl>
+  </w:abstractNum>
+  <w:abstractNum w:abstractNumId="9" w15:restartNumberingAfterBreak="0">
     <w:nsid w:val="61C3528E"/>
     <w:multiLevelType w:val="multilevel"/>
-    <w:tmpl w:val="D2545C4E"/>
+    <w:tmpl w:val="2BBC433A"/>
     <w:lvl w:ilvl="0">
       <w:start w:val="1"/>
       <w:numFmt w:val="bullet"/>
@@ -7452,20 +8728,17 @@
         <w:sz w:val="20"/>
       </w:rPr>
     </w:lvl>
-    <w:lvl w:ilvl="1" w:tentative="1">
-      <w:start w:val="1"/>
-      <w:numFmt w:val="bullet"/>
-      <w:lvlText w:val="o"/>
+    <w:lvl w:ilvl="1">
+      <w:start w:val="4"/>
+      <w:numFmt w:val="decimal"/>
+      <w:lvlText w:val="%2."/>
       <w:lvlJc w:val="left"/>
       <w:pPr>
-        <w:tabs>
-          <w:tab w:val="num" w:pos="1440"/>
-        </w:tabs>
         <w:ind w:left="1440" w:hanging="360"/>
       </w:pPr>
       <w:rPr>
-        <w:rFonts w:ascii="Courier New" w:hAnsi="Courier New" w:hint="default"/>
-        <w:sz w:val="20"/>
+        <w:rFonts w:hint="default"/>
+        <w:sz w:val="28"/>
       </w:rPr>
     </w:lvl>
     <w:lvl w:ilvl="2" w:tentative="1">
@@ -7581,7 +8854,7 @@
       </w:rPr>
     </w:lvl>
   </w:abstractNum>
-  <w:abstractNum w:abstractNumId="8" w15:restartNumberingAfterBreak="0">
+  <w:abstractNum w:abstractNumId="10" w15:restartNumberingAfterBreak="0">
     <w:nsid w:val="69F07473"/>
     <w:multiLevelType w:val="multilevel"/>
     <w:tmpl w:val="6556F100"/>
@@ -7740,7 +9013,7 @@
     <w:abstractNumId w:val="0"/>
   </w:num>
   <w:num w:numId="4">
-    <w:abstractNumId w:val="8"/>
+    <w:abstractNumId w:val="10"/>
   </w:num>
   <w:num w:numId="5">
     <w:abstractNumId w:val="1"/>
@@ -7749,13 +9022,19 @@
     <w:abstractNumId w:val="3"/>
   </w:num>
   <w:num w:numId="7">
-    <w:abstractNumId w:val="7"/>
+    <w:abstractNumId w:val="9"/>
   </w:num>
   <w:num w:numId="8">
-    <w:abstractNumId w:val="6"/>
+    <w:abstractNumId w:val="7"/>
   </w:num>
   <w:num w:numId="9">
     <w:abstractNumId w:val="5"/>
+  </w:num>
+  <w:num w:numId="10">
+    <w:abstractNumId w:val="6"/>
+  </w:num>
+  <w:num w:numId="11">
+    <w:abstractNumId w:val="8"/>
   </w:num>
 </w:numbering>
 </file>
@@ -9151,7 +10430,7 @@
 </file>
 
 <file path=customXml/itemProps1.xml><?xml version="1.0" encoding="utf-8"?>
-<ds:datastoreItem xmlns:ds="http://schemas.openxmlformats.org/officeDocument/2006/customXml" ds:itemID="{9C7AB7D3-F201-425B-B9DD-E959A7526AA1}">
+<ds:datastoreItem xmlns:ds="http://schemas.openxmlformats.org/officeDocument/2006/customXml" ds:itemID="{FCE21437-EE7F-44DC-BBE0-AA2A0925DF11}">
   <ds:schemaRefs>
     <ds:schemaRef ds:uri="http://schemas.openxmlformats.org/officeDocument/2006/bibliography"/>
   </ds:schemaRefs>
